--- a/论文/张家界学院本科毕业设计模板—项目开发方向(样例).docx
+++ b/论文/张家界学院本科毕业设计模板—项目开发方向(样例).docx
@@ -7758,9 +7758,6 @@
       <w:pPr>
         <w:ind w:firstLine="480"/>
         <w:jc w:val="both"/>
-        <w:rPr>
-          <w:rFonts w:hint="eastAsia"/>
-        </w:rPr>
       </w:pPr>
     </w:p>
     <w:p>
@@ -7792,10 +7789,10 @@
             <v:path o:extrusionok="f" gradientshapeok="t" o:connecttype="rect"/>
             <o:lock v:ext="edit" aspectratio="t"/>
           </v:shapetype>
-          <v:shape id="_x0000_i1055" type="#_x0000_t75" style="width:451.7pt;height:338.95pt" o:ole="">
+          <v:shape id="_x0000_i1025" type="#_x0000_t75" style="width:451.95pt;height:338.75pt" o:ole="">
             <v:imagedata r:id="rId22" o:title=""/>
           </v:shape>
-          <o:OLEObject Type="Embed" ProgID="Visio.Drawing.15" ShapeID="_x0000_i1055" DrawAspect="Content" ObjectID="_1834606751" r:id="rId23"/>
+          <o:OLEObject Type="Embed" ProgID="Visio.Drawing.15" ShapeID="_x0000_i1025" DrawAspect="Content" ObjectID="_1834673868" r:id="rId23"/>
         </w:object>
       </w:r>
     </w:p>
@@ -7958,10 +7955,10 @@
           <w:rFonts w:hint="eastAsia"/>
         </w:rPr>
         <w:object w:dxaOrig="8760" w:dyaOrig="10051" w14:anchorId="388E9D2E">
-          <v:shape id="_x0000_i1026" type="#_x0000_t75" style="width:438.1pt;height:502.65pt" o:ole="">
+          <v:shape id="_x0000_i1026" type="#_x0000_t75" style="width:438.05pt;height:502.7pt" o:ole="">
             <v:imagedata r:id="rId24" o:title=""/>
           </v:shape>
-          <o:OLEObject Type="Embed" ProgID="Visio.Drawing.15" ShapeID="_x0000_i1026" DrawAspect="Content" ObjectID="_1834606752" r:id="rId25"/>
+          <o:OLEObject Type="Embed" ProgID="Visio.Drawing.15" ShapeID="_x0000_i1026" DrawAspect="Content" ObjectID="_1834673869" r:id="rId25"/>
         </w:object>
       </w:r>
     </w:p>
@@ -8069,10 +8066,10 @@
           <w:rFonts w:hint="eastAsia"/>
         </w:rPr>
         <w:object w:dxaOrig="6750" w:dyaOrig="6720" w14:anchorId="63406397">
-          <v:shape id="_x0000_i1027" type="#_x0000_t75" style="width:337.6pt;height:336.25pt" o:ole="">
+          <v:shape id="_x0000_i1027" type="#_x0000_t75" style="width:337.45pt;height:336.15pt" o:ole="">
             <v:imagedata r:id="rId26" o:title=""/>
           </v:shape>
-          <o:OLEObject Type="Embed" ProgID="Visio.Drawing.15" ShapeID="_x0000_i1027" DrawAspect="Content" ObjectID="_1834606753" r:id="rId27"/>
+          <o:OLEObject Type="Embed" ProgID="Visio.Drawing.15" ShapeID="_x0000_i1027" DrawAspect="Content" ObjectID="_1834673870" r:id="rId27"/>
         </w:object>
       </w:r>
     </w:p>
@@ -8162,10 +8159,10 @@
           <w:rFonts w:hint="eastAsia"/>
         </w:rPr>
         <w:object w:dxaOrig="2611" w:dyaOrig="5761" w14:anchorId="0C6DF781">
-          <v:shape id="_x0000_i1028" type="#_x0000_t75" style="width:130.4pt;height:4in" o:ole="">
+          <v:shape id="_x0000_i1028" type="#_x0000_t75" style="width:130.55pt;height:4in" o:ole="">
             <v:imagedata r:id="rId28" o:title=""/>
           </v:shape>
-          <o:OLEObject Type="Embed" ProgID="Visio.Drawing.15" ShapeID="_x0000_i1028" DrawAspect="Content" ObjectID="_1834606754" r:id="rId29"/>
+          <o:OLEObject Type="Embed" ProgID="Visio.Drawing.15" ShapeID="_x0000_i1028" DrawAspect="Content" ObjectID="_1834673871" r:id="rId29"/>
         </w:object>
       </w:r>
     </w:p>
@@ -8253,10 +8250,10 @@
           <w:rFonts w:hint="eastAsia"/>
         </w:rPr>
         <w:object w:dxaOrig="2970" w:dyaOrig="6540" w14:anchorId="5A7E395B">
-          <v:shape id="_x0000_i1029" type="#_x0000_t75" style="width:148.75pt;height:326.7pt" o:ole="">
+          <v:shape id="_x0000_i1029" type="#_x0000_t75" style="width:148.75pt;height:326.6pt" o:ole="">
             <v:imagedata r:id="rId30" o:title=""/>
           </v:shape>
-          <o:OLEObject Type="Embed" ProgID="Visio.Drawing.15" ShapeID="_x0000_i1029" DrawAspect="Content" ObjectID="_1834606755" r:id="rId31"/>
+          <o:OLEObject Type="Embed" ProgID="Visio.Drawing.15" ShapeID="_x0000_i1029" DrawAspect="Content" ObjectID="_1834673872" r:id="rId31"/>
         </w:object>
       </w:r>
     </w:p>
@@ -8355,10 +8352,10 @@
           <w:rFonts w:hint="eastAsia"/>
         </w:rPr>
         <w:object w:dxaOrig="10830" w:dyaOrig="11820" w14:anchorId="145BF38F">
-          <v:shape id="_x0000_i1030" type="#_x0000_t75" style="width:453.05pt;height:494.5pt" o:ole="">
+          <v:shape id="_x0000_i1030" type="#_x0000_t75" style="width:453.25pt;height:494.45pt" o:ole="">
             <v:imagedata r:id="rId32" o:title=""/>
           </v:shape>
-          <o:OLEObject Type="Embed" ProgID="Visio.Drawing.15" ShapeID="_x0000_i1030" DrawAspect="Content" ObjectID="_1834606756" r:id="rId33"/>
+          <o:OLEObject Type="Embed" ProgID="Visio.Drawing.15" ShapeID="_x0000_i1030" DrawAspect="Content" ObjectID="_1834673873" r:id="rId33"/>
         </w:object>
       </w:r>
     </w:p>
@@ -8459,10 +8456,10 @@
           <w:rFonts w:hint="eastAsia"/>
         </w:rPr>
         <w:object w:dxaOrig="10141" w:dyaOrig="13395" w14:anchorId="043BABFE">
-          <v:shape id="_x0000_i1032" type="#_x0000_t75" style="width:453.05pt;height:599.1pt" o:ole="">
+          <v:shape id="_x0000_i1031" type="#_x0000_t75" style="width:453.25pt;height:599.4pt" o:ole="">
             <v:imagedata r:id="rId34" o:title=""/>
           </v:shape>
-          <o:OLEObject Type="Embed" ProgID="Visio.Drawing.15" ShapeID="_x0000_i1032" DrawAspect="Content" ObjectID="_1834606757" r:id="rId35"/>
+          <o:OLEObject Type="Embed" ProgID="Visio.Drawing.15" ShapeID="_x0000_i1031" DrawAspect="Content" ObjectID="_1834673874" r:id="rId35"/>
         </w:object>
       </w:r>
     </w:p>
@@ -8575,10 +8572,10 @@
           <w:rFonts w:hint="eastAsia"/>
         </w:rPr>
         <w:object w:dxaOrig="15990" w:dyaOrig="15060" w14:anchorId="086A0A39">
-          <v:shape id="_x0000_i1045" type="#_x0000_t75" style="width:453.05pt;height:427.25pt" o:ole="">
+          <v:shape id="_x0000_i1032" type="#_x0000_t75" style="width:453.25pt;height:426.8pt" o:ole="">
             <v:imagedata r:id="rId36" o:title=""/>
           </v:shape>
-          <o:OLEObject Type="Embed" ProgID="Visio.Drawing.15" ShapeID="_x0000_i1045" DrawAspect="Content" ObjectID="_1834606758" r:id="rId37"/>
+          <o:OLEObject Type="Embed" ProgID="Visio.Drawing.15" ShapeID="_x0000_i1032" DrawAspect="Content" ObjectID="_1834673875" r:id="rId37"/>
         </w:object>
       </w:r>
     </w:p>
@@ -8680,10 +8677,10 @@
           <w:rFonts w:hint="eastAsia"/>
         </w:rPr>
         <w:object w:dxaOrig="15736" w:dyaOrig="8476" w14:anchorId="7173056A">
-          <v:shape id="_x0000_i1042" type="#_x0000_t75" style="width:453.05pt;height:243.85pt" o:ole="">
+          <v:shape id="_x0000_i1033" type="#_x0000_t75" style="width:453.25pt;height:243.75pt" o:ole="">
             <v:imagedata r:id="rId38" o:title=""/>
           </v:shape>
-          <o:OLEObject Type="Embed" ProgID="Visio.Drawing.15" ShapeID="_x0000_i1042" DrawAspect="Content" ObjectID="_1834606759" r:id="rId39"/>
+          <o:OLEObject Type="Embed" ProgID="Visio.Drawing.15" ShapeID="_x0000_i1033" DrawAspect="Content" ObjectID="_1834673876" r:id="rId39"/>
         </w:object>
       </w:r>
     </w:p>
@@ -8693,7 +8690,7 @@
         <w:spacing w:after="327"/>
         <w:ind w:firstLine="420"/>
         <w:rPr>
-          <w:rFonts w:ascii="Times New Roman" w:hAnsi="Times New Roman" w:cs="Times New Roman" w:hint="eastAsia"/>
+          <w:rFonts w:ascii="Times New Roman" w:hAnsi="Times New Roman" w:cs="Times New Roman"/>
         </w:rPr>
       </w:pPr>
       <w:r>
@@ -8808,34 +8805,25 @@
         <w:jc w:val="both"/>
       </w:pPr>
       <w:r>
-        <w:rPr>
-          <w:rFonts w:hint="eastAsia"/>
-        </w:rPr>
         <w:t>（</w:t>
       </w:r>
       <w:r>
         <w:t>1</w:t>
       </w:r>
       <w:r>
-        <w:rPr>
-          <w:rFonts w:hint="eastAsia"/>
-        </w:rPr>
-        <w:t>）</w:t>
-      </w:r>
-      <w:r>
-        <w:t>用户实体，承担着记录系统内用户相关信息的职责。它所包含的属性十分全面，首先用户</w:t>
+        <w:t>）用户实体，承担着记录系统内用户相关信息的职责。它所包含的属性十分全面，首先用户</w:t>
       </w:r>
       <w:r>
         <w:t>id</w:t>
       </w:r>
       <w:r>
-        <w:t>、部门</w:t>
+        <w:t>，部门</w:t>
       </w:r>
       <w:r>
         <w:t>id</w:t>
       </w:r>
       <w:r>
-        <w:t>、账户名称、用户昵称、用户类型、用户邮箱、用户手机号、用户性别、再是头像链接地址、用户密码、账户状态标识、删除标志、最后登录</w:t>
+        <w:t>、账户名称、用户昵称、用户类型、用户邮箱、用户手机号、用户性别，再是头像链接地址、用户密码、账户状态标识、删除标志、最后登录</w:t>
       </w:r>
       <w:r>
         <w:t>IP</w:t>
@@ -8844,13 +8832,7 @@
         <w:t>地址、最后登录时间、创建者信息、修改者信息以及更新时间等。如图</w:t>
       </w:r>
       <w:r>
-        <w:t>4-</w:t>
-      </w:r>
-      <w:r>
-        <w:rPr>
-          <w:rFonts w:hint="eastAsia"/>
-        </w:rPr>
-        <w:t>9</w:t>
+        <w:t>4-10</w:t>
       </w:r>
       <w:r>
         <w:t>所示。</w:t>
@@ -8861,56 +8843,17 @@
         <w:spacing w:line="312" w:lineRule="auto"/>
         <w:ind w:firstLine="480"/>
         <w:jc w:val="center"/>
+      </w:pPr>
+    </w:p>
+    <w:p>
+      <w:pPr>
+        <w:spacing w:line="312" w:lineRule="auto"/>
+        <w:ind w:firstLine="480"/>
+        <w:jc w:val="center"/>
         <w:rPr>
           <w:rFonts w:asciiTheme="minorEastAsia" w:hAnsiTheme="minorEastAsia" w:cstheme="minorEastAsia" w:hint="eastAsia"/>
         </w:rPr>
       </w:pPr>
-      <w:r>
-        <w:rPr>
-          <w:noProof/>
-        </w:rPr>
-        <w:drawing>
-          <wp:inline distT="0" distB="0" distL="114300" distR="114300" wp14:anchorId="7B76A8F6" wp14:editId="123CDE01">
-            <wp:extent cx="2908300" cy="1823720"/>
-            <wp:effectExtent l="0" t="0" r="0" b="5080"/>
-            <wp:docPr id="25" name="图片 4"/>
-            <wp:cNvGraphicFramePr>
-              <a:graphicFrameLocks xmlns:a="http://schemas.openxmlformats.org/drawingml/2006/main" noChangeAspect="1"/>
-            </wp:cNvGraphicFramePr>
-            <a:graphic xmlns:a="http://schemas.openxmlformats.org/drawingml/2006/main">
-              <a:graphicData uri="http://schemas.openxmlformats.org/drawingml/2006/picture">
-                <pic:pic xmlns:pic="http://schemas.openxmlformats.org/drawingml/2006/picture">
-                  <pic:nvPicPr>
-                    <pic:cNvPr id="25" name="图片 4"/>
-                    <pic:cNvPicPr>
-                      <a:picLocks noChangeAspect="1"/>
-                    </pic:cNvPicPr>
-                  </pic:nvPicPr>
-                  <pic:blipFill>
-                    <a:blip r:embed="rId40"/>
-                    <a:stretch>
-                      <a:fillRect/>
-                    </a:stretch>
-                  </pic:blipFill>
-                  <pic:spPr>
-                    <a:xfrm>
-                      <a:off x="0" y="0"/>
-                      <a:ext cx="2908300" cy="1823720"/>
-                    </a:xfrm>
-                    <a:prstGeom prst="rect">
-                      <a:avLst/>
-                    </a:prstGeom>
-                    <a:noFill/>
-                    <a:ln>
-                      <a:noFill/>
-                    </a:ln>
-                  </pic:spPr>
-                </pic:pic>
-              </a:graphicData>
-            </a:graphic>
-          </wp:inline>
-        </w:drawing>
-      </w:r>
     </w:p>
     <w:p>
       <w:pPr>
@@ -8923,45 +8866,21 @@
       </w:pPr>
       <w:r>
         <w:rPr>
-          <w:rFonts w:ascii="Times New Roman" w:hAnsi="Times New Roman" w:cs="Times New Roman"/>
+          <w:rFonts w:ascii="Times New Roman" w:hAnsi="Times New Roman" w:cs="Times New Roman" w:hint="eastAsia"/>
         </w:rPr>
         <w:t>图</w:t>
       </w:r>
       <w:r>
         <w:rPr>
-          <w:rFonts w:ascii="Times New Roman" w:hAnsi="Times New Roman" w:cs="Times New Roman"/>
-        </w:rPr>
-        <w:t>4-</w:t>
-      </w:r>
-      <w:r>
-        <w:rPr>
           <w:rFonts w:ascii="Times New Roman" w:hAnsi="Times New Roman" w:cs="Times New Roman" w:hint="eastAsia"/>
         </w:rPr>
-        <w:t>9</w:t>
-      </w:r>
-      <w:r>
-        <w:rPr>
-          <w:rFonts w:ascii="Times New Roman" w:hAnsi="Times New Roman" w:cs="Times New Roman"/>
-        </w:rPr>
-        <w:t xml:space="preserve"> </w:t>
-      </w:r>
-      <w:r>
-        <w:rPr>
-          <w:rFonts w:ascii="Times New Roman" w:hAnsi="Times New Roman" w:cs="Times New Roman"/>
-        </w:rPr>
-        <w:t>用户</w:t>
+        <w:t xml:space="preserve">4-10 </w:t>
       </w:r>
       <w:r>
         <w:rPr>
           <w:rFonts w:ascii="Times New Roman" w:hAnsi="Times New Roman" w:cs="Times New Roman" w:hint="eastAsia"/>
         </w:rPr>
-        <w:t>实体属性</w:t>
-      </w:r>
-      <w:r>
-        <w:rPr>
-          <w:rFonts w:ascii="Times New Roman" w:hAnsi="Times New Roman" w:cs="Times New Roman"/>
-        </w:rPr>
-        <w:t>图</w:t>
+        <w:t>用户实体属性图</w:t>
       </w:r>
     </w:p>
     <w:p>
@@ -8985,21 +8904,18 @@
         <w:rPr>
           <w:rFonts w:hint="eastAsia"/>
         </w:rPr>
-        <w:t>）</w:t>
-      </w:r>
-      <w:r>
-        <w:t>活动实体，主要承担着记录校园活动信息的任务，这些信息由管理员发布，目的是让学生便捷地了解校园内各项活动情况。活动实体涵盖的属性众多，先是像活动名称、活动时间、活动地点、再是组织者、参与对象、活动类型、详细描述、最后截止日期、活动状态，以及创建时间、更新时间和相关图片等，如图</w:t>
-      </w:r>
-      <w:r>
-        <w:t>4-1</w:t>
-      </w:r>
-      <w:r>
-        <w:rPr>
-          <w:rFonts w:hint="eastAsia"/>
-        </w:rPr>
-        <w:t>0</w:t>
-      </w:r>
-      <w:r>
+        <w:t>）学生实体，可实现学校学生档案信息的储存与管控。包括学生的学号、姓名、性别、年级，专业、班级、联系电话、状态、创建时间、更新时间、备注等属性。如图</w:t>
+      </w:r>
+      <w:r>
+        <w:rPr>
+          <w:rFonts w:hint="eastAsia"/>
+        </w:rPr>
+        <w:t>4-10</w:t>
+      </w:r>
+      <w:r>
+        <w:rPr>
+          <w:rFonts w:hint="eastAsia"/>
+        </w:rPr>
         <w:t>所示。</w:t>
       </w:r>
     </w:p>
@@ -9012,53 +8928,6 @@
           <w:rFonts w:asciiTheme="minorEastAsia" w:hAnsiTheme="minorEastAsia" w:cstheme="minorEastAsia" w:hint="eastAsia"/>
         </w:rPr>
       </w:pPr>
-      <w:r>
-        <w:rPr>
-          <w:noProof/>
-        </w:rPr>
-        <w:lastRenderedPageBreak/>
-        <w:drawing>
-          <wp:inline distT="0" distB="0" distL="114300" distR="114300" wp14:anchorId="441D90EC" wp14:editId="3D4D8F4B">
-            <wp:extent cx="2767330" cy="1680210"/>
-            <wp:effectExtent l="0" t="0" r="1270" b="8890"/>
-            <wp:docPr id="18" name="图片 5"/>
-            <wp:cNvGraphicFramePr>
-              <a:graphicFrameLocks xmlns:a="http://schemas.openxmlformats.org/drawingml/2006/main" noChangeAspect="1"/>
-            </wp:cNvGraphicFramePr>
-            <a:graphic xmlns:a="http://schemas.openxmlformats.org/drawingml/2006/main">
-              <a:graphicData uri="http://schemas.openxmlformats.org/drawingml/2006/picture">
-                <pic:pic xmlns:pic="http://schemas.openxmlformats.org/drawingml/2006/picture">
-                  <pic:nvPicPr>
-                    <pic:cNvPr id="18" name="图片 5"/>
-                    <pic:cNvPicPr>
-                      <a:picLocks noChangeAspect="1"/>
-                    </pic:cNvPicPr>
-                  </pic:nvPicPr>
-                  <pic:blipFill>
-                    <a:blip r:embed="rId41"/>
-                    <a:stretch>
-                      <a:fillRect/>
-                    </a:stretch>
-                  </pic:blipFill>
-                  <pic:spPr>
-                    <a:xfrm>
-                      <a:off x="0" y="0"/>
-                      <a:ext cx="2767330" cy="1680210"/>
-                    </a:xfrm>
-                    <a:prstGeom prst="rect">
-                      <a:avLst/>
-                    </a:prstGeom>
-                    <a:noFill/>
-                    <a:ln>
-                      <a:noFill/>
-                    </a:ln>
-                  </pic:spPr>
-                </pic:pic>
-              </a:graphicData>
-            </a:graphic>
-          </wp:inline>
-        </w:drawing>
-      </w:r>
     </w:p>
     <w:p>
       <w:pPr>
@@ -9071,13 +8940,13 @@
       </w:pPr>
       <w:r>
         <w:rPr>
-          <w:rFonts w:ascii="Times New Roman" w:hAnsi="Times New Roman" w:cs="Times New Roman"/>
+          <w:rFonts w:ascii="Times New Roman" w:hAnsi="Times New Roman" w:cs="Times New Roman" w:hint="eastAsia"/>
         </w:rPr>
         <w:t>图</w:t>
       </w:r>
       <w:r>
         <w:rPr>
-          <w:rFonts w:ascii="Times New Roman" w:hAnsi="Times New Roman" w:cs="Times New Roman"/>
+          <w:rFonts w:ascii="Times New Roman" w:hAnsi="Times New Roman" w:cs="Times New Roman" w:hint="eastAsia"/>
         </w:rPr>
         <w:t>4-1</w:t>
       </w:r>
@@ -9085,31 +8954,19 @@
         <w:rPr>
           <w:rFonts w:ascii="Times New Roman" w:hAnsi="Times New Roman" w:cs="Times New Roman" w:hint="eastAsia"/>
         </w:rPr>
-        <w:t>0</w:t>
-      </w:r>
-      <w:r>
-        <w:rPr>
-          <w:rFonts w:ascii="Times New Roman" w:hAnsi="Times New Roman" w:cs="Times New Roman"/>
+        <w:t>1</w:t>
+      </w:r>
+      <w:r>
+        <w:rPr>
+          <w:rFonts w:ascii="Times New Roman" w:hAnsi="Times New Roman" w:cs="Times New Roman" w:hint="eastAsia"/>
         </w:rPr>
         <w:t xml:space="preserve"> </w:t>
       </w:r>
       <w:r>
         <w:rPr>
-          <w:rFonts w:ascii="Times New Roman" w:hAnsi="Times New Roman" w:cs="Times New Roman"/>
-        </w:rPr>
-        <w:t>活动</w:t>
-      </w:r>
-      <w:r>
-        <w:rPr>
           <w:rFonts w:ascii="Times New Roman" w:hAnsi="Times New Roman" w:cs="Times New Roman" w:hint="eastAsia"/>
         </w:rPr>
-        <w:t>实体属性</w:t>
-      </w:r>
-      <w:r>
-        <w:rPr>
-          <w:rFonts w:ascii="Times New Roman" w:hAnsi="Times New Roman" w:cs="Times New Roman"/>
-        </w:rPr>
-        <w:t>图</w:t>
+        <w:t>学生实体属性图</w:t>
       </w:r>
     </w:p>
     <w:p>
@@ -9133,44 +8990,24 @@
         <w:rPr>
           <w:rFonts w:hint="eastAsia"/>
         </w:rPr>
-        <w:t>）</w:t>
-      </w:r>
-      <w:r>
-        <w:t>学生实体，</w:t>
-      </w:r>
-      <w:r>
-        <w:rPr>
-          <w:rFonts w:eastAsia="Segoe UI"/>
-          <w:shd w:val="clear" w:color="auto" w:fill="FFFFFF"/>
-        </w:rPr>
-        <w:t>可实现学校学生档案信息的储存与管控</w:t>
-      </w:r>
-      <w:r>
-        <w:rPr>
-          <w:rFonts w:eastAsia="Segoe UI"/>
-          <w:shd w:val="clear" w:color="auto" w:fill="FFFFFF"/>
-        </w:rPr>
-        <w:t xml:space="preserve"> </w:t>
-      </w:r>
-      <w:r>
-        <w:t>。包括学生的姓名、学生的头像、学生的性别、学生的联系方式、学生的身份证、学生的民族、学生的班级</w:t>
-      </w:r>
-      <w:r>
-        <w:t>id</w:t>
-      </w:r>
-      <w:r>
-        <w:t>、入学日期、家庭住址、健康状况、学籍状态、修改时间、创建时间、是否删除等属性。如图</w:t>
-      </w:r>
-      <w:r>
+        <w:t>）辅导员实体，主要承担着记录心理辅导员信息的任务，这些信息用于学生预约咨询和干预工作。辅导员实体涵盖的属性包括辅导员姓名、性别、职称、擅长领域、联系电话、所属部门、状态、创建时间、更新时间等。如图</w:t>
+      </w:r>
+      <w:r>
+        <w:rPr>
+          <w:rFonts w:hint="eastAsia"/>
+        </w:rPr>
         <w:t>4-1</w:t>
       </w:r>
       <w:r>
         <w:rPr>
           <w:rFonts w:hint="eastAsia"/>
         </w:rPr>
-        <w:t>1</w:t>
-      </w:r>
-      <w:r>
+        <w:t>2</w:t>
+      </w:r>
+      <w:r>
+        <w:rPr>
+          <w:rFonts w:hint="eastAsia"/>
+        </w:rPr>
         <w:t>所示。</w:t>
       </w:r>
     </w:p>
@@ -9180,55 +9017,29 @@
         <w:ind w:firstLine="480"/>
         <w:jc w:val="center"/>
         <w:rPr>
+          <w:rFonts w:asciiTheme="minorEastAsia" w:hAnsiTheme="minorEastAsia" w:cstheme="minorEastAsia"/>
+        </w:rPr>
+      </w:pPr>
+    </w:p>
+    <w:p>
+      <w:pPr>
+        <w:spacing w:line="312" w:lineRule="auto"/>
+        <w:ind w:firstLine="480"/>
+        <w:jc w:val="center"/>
+        <w:rPr>
+          <w:rFonts w:asciiTheme="minorEastAsia" w:hAnsiTheme="minorEastAsia" w:cstheme="minorEastAsia"/>
+        </w:rPr>
+      </w:pPr>
+    </w:p>
+    <w:p>
+      <w:pPr>
+        <w:spacing w:line="312" w:lineRule="auto"/>
+        <w:ind w:firstLine="480"/>
+        <w:jc w:val="center"/>
+        <w:rPr>
           <w:rFonts w:asciiTheme="minorEastAsia" w:hAnsiTheme="minorEastAsia" w:cstheme="minorEastAsia" w:hint="eastAsia"/>
         </w:rPr>
       </w:pPr>
-      <w:r>
-        <w:rPr>
-          <w:noProof/>
-        </w:rPr>
-        <w:drawing>
-          <wp:inline distT="0" distB="0" distL="114300" distR="114300" wp14:anchorId="637EF6C0" wp14:editId="18CD2108">
-            <wp:extent cx="3049905" cy="1859280"/>
-            <wp:effectExtent l="0" t="0" r="10795" b="7620"/>
-            <wp:docPr id="22" name="图片 6"/>
-            <wp:cNvGraphicFramePr>
-              <a:graphicFrameLocks xmlns:a="http://schemas.openxmlformats.org/drawingml/2006/main" noChangeAspect="1"/>
-            </wp:cNvGraphicFramePr>
-            <a:graphic xmlns:a="http://schemas.openxmlformats.org/drawingml/2006/main">
-              <a:graphicData uri="http://schemas.openxmlformats.org/drawingml/2006/picture">
-                <pic:pic xmlns:pic="http://schemas.openxmlformats.org/drawingml/2006/picture">
-                  <pic:nvPicPr>
-                    <pic:cNvPr id="22" name="图片 6"/>
-                    <pic:cNvPicPr>
-                      <a:picLocks noChangeAspect="1"/>
-                    </pic:cNvPicPr>
-                  </pic:nvPicPr>
-                  <pic:blipFill>
-                    <a:blip r:embed="rId42"/>
-                    <a:stretch>
-                      <a:fillRect/>
-                    </a:stretch>
-                  </pic:blipFill>
-                  <pic:spPr>
-                    <a:xfrm>
-                      <a:off x="0" y="0"/>
-                      <a:ext cx="3049905" cy="1859280"/>
-                    </a:xfrm>
-                    <a:prstGeom prst="rect">
-                      <a:avLst/>
-                    </a:prstGeom>
-                    <a:noFill/>
-                    <a:ln>
-                      <a:noFill/>
-                    </a:ln>
-                  </pic:spPr>
-                </pic:pic>
-              </a:graphicData>
-            </a:graphic>
-          </wp:inline>
-        </w:drawing>
-      </w:r>
     </w:p>
     <w:p>
       <w:pPr>
@@ -9255,7 +9066,7 @@
         <w:rPr>
           <w:rFonts w:ascii="Times New Roman" w:hAnsi="Times New Roman" w:cs="Times New Roman" w:hint="eastAsia"/>
         </w:rPr>
-        <w:t>1</w:t>
+        <w:t>2</w:t>
       </w:r>
       <w:r>
         <w:rPr>
@@ -9265,21 +9076,9 @@
       </w:r>
       <w:r>
         <w:rPr>
-          <w:rFonts w:ascii="Times New Roman" w:hAnsi="Times New Roman" w:cs="Times New Roman"/>
-        </w:rPr>
-        <w:t>学生</w:t>
-      </w:r>
-      <w:r>
-        <w:rPr>
           <w:rFonts w:ascii="Times New Roman" w:hAnsi="Times New Roman" w:cs="Times New Roman" w:hint="eastAsia"/>
         </w:rPr>
-        <w:t>实体属性</w:t>
-      </w:r>
-      <w:r>
-        <w:rPr>
-          <w:rFonts w:ascii="Times New Roman" w:hAnsi="Times New Roman" w:cs="Times New Roman"/>
-        </w:rPr>
-        <w:t>图</w:t>
+        <w:t>辅导员实体属性图</w:t>
       </w:r>
     </w:p>
     <w:p>
@@ -9303,33 +9102,48 @@
         <w:rPr>
           <w:rFonts w:hint="eastAsia"/>
         </w:rPr>
-        <w:t>）</w:t>
-      </w:r>
-      <w:r>
-        <w:t>考勤实体，用来记录学生的考勤信息。包括用户的</w:t>
-      </w:r>
-      <w:r>
-        <w:t>id</w:t>
-      </w:r>
-      <w:r>
-        <w:t>、班级的</w:t>
-      </w:r>
-      <w:r>
-        <w:t>id</w:t>
-      </w:r>
-      <w:r>
-        <w:t>、日期、创建时间、出勤状态、缺勤原因、更新时间等属性组成。如图</w:t>
-      </w:r>
-      <w:r>
+        <w:t>）智能会话实体，用来记录学生与智能的聊天会话。包括会话</w:t>
+      </w:r>
+      <w:r>
+        <w:rPr>
+          <w:rFonts w:hint="eastAsia"/>
+        </w:rPr>
+        <w:t>ID</w:t>
+      </w:r>
+      <w:r>
+        <w:rPr>
+          <w:rFonts w:hint="eastAsia"/>
+        </w:rPr>
+        <w:t>、用户</w:t>
+      </w:r>
+      <w:r>
+        <w:rPr>
+          <w:rFonts w:hint="eastAsia"/>
+        </w:rPr>
+        <w:t>ID</w:t>
+      </w:r>
+      <w:r>
+        <w:rPr>
+          <w:rFonts w:hint="eastAsia"/>
+        </w:rPr>
+        <w:t>、会话名称、创建时间、更新时间等属性组成。如图</w:t>
+      </w:r>
+      <w:r>
+        <w:rPr>
+          <w:rFonts w:hint="eastAsia"/>
+        </w:rPr>
         <w:t>4-1</w:t>
       </w:r>
       <w:r>
         <w:rPr>
           <w:rFonts w:hint="eastAsia"/>
         </w:rPr>
-        <w:t>2</w:t>
-      </w:r>
-      <w:r>
+        <w:t>3</w:t>
+      </w:r>
+      <w:r>
+        <w:rPr>
+          <w:rFonts w:hint="eastAsia"/>
+        </w:rPr>
         <w:t>所示。</w:t>
       </w:r>
     </w:p>
@@ -9339,55 +9153,29 @@
         <w:ind w:firstLine="480"/>
         <w:jc w:val="center"/>
         <w:rPr>
+          <w:rFonts w:asciiTheme="minorEastAsia" w:hAnsiTheme="minorEastAsia" w:cstheme="minorEastAsia"/>
+        </w:rPr>
+      </w:pPr>
+    </w:p>
+    <w:p>
+      <w:pPr>
+        <w:spacing w:line="312" w:lineRule="auto"/>
+        <w:ind w:firstLine="480"/>
+        <w:jc w:val="center"/>
+        <w:rPr>
+          <w:rFonts w:asciiTheme="minorEastAsia" w:hAnsiTheme="minorEastAsia" w:cstheme="minorEastAsia"/>
+        </w:rPr>
+      </w:pPr>
+    </w:p>
+    <w:p>
+      <w:pPr>
+        <w:spacing w:line="312" w:lineRule="auto"/>
+        <w:ind w:firstLine="480"/>
+        <w:jc w:val="center"/>
+        <w:rPr>
           <w:rFonts w:asciiTheme="minorEastAsia" w:hAnsiTheme="minorEastAsia" w:cstheme="minorEastAsia" w:hint="eastAsia"/>
         </w:rPr>
       </w:pPr>
-      <w:r>
-        <w:rPr>
-          <w:noProof/>
-        </w:rPr>
-        <w:drawing>
-          <wp:inline distT="0" distB="0" distL="114300" distR="114300" wp14:anchorId="1078FE5C" wp14:editId="0CC2C9B8">
-            <wp:extent cx="2545080" cy="1478280"/>
-            <wp:effectExtent l="0" t="0" r="7620" b="7620"/>
-            <wp:docPr id="26" name="图片 7"/>
-            <wp:cNvGraphicFramePr>
-              <a:graphicFrameLocks xmlns:a="http://schemas.openxmlformats.org/drawingml/2006/main" noChangeAspect="1"/>
-            </wp:cNvGraphicFramePr>
-            <a:graphic xmlns:a="http://schemas.openxmlformats.org/drawingml/2006/main">
-              <a:graphicData uri="http://schemas.openxmlformats.org/drawingml/2006/picture">
-                <pic:pic xmlns:pic="http://schemas.openxmlformats.org/drawingml/2006/picture">
-                  <pic:nvPicPr>
-                    <pic:cNvPr id="26" name="图片 7"/>
-                    <pic:cNvPicPr>
-                      <a:picLocks noChangeAspect="1"/>
-                    </pic:cNvPicPr>
-                  </pic:nvPicPr>
-                  <pic:blipFill>
-                    <a:blip r:embed="rId43"/>
-                    <a:stretch>
-                      <a:fillRect/>
-                    </a:stretch>
-                  </pic:blipFill>
-                  <pic:spPr>
-                    <a:xfrm>
-                      <a:off x="0" y="0"/>
-                      <a:ext cx="2545080" cy="1478280"/>
-                    </a:xfrm>
-                    <a:prstGeom prst="rect">
-                      <a:avLst/>
-                    </a:prstGeom>
-                    <a:noFill/>
-                    <a:ln>
-                      <a:noFill/>
-                    </a:ln>
-                  </pic:spPr>
-                </pic:pic>
-              </a:graphicData>
-            </a:graphic>
-          </wp:inline>
-        </w:drawing>
-      </w:r>
     </w:p>
     <w:p>
       <w:pPr>
@@ -9414,7 +9202,7 @@
         <w:rPr>
           <w:rFonts w:ascii="Times New Roman" w:hAnsi="Times New Roman" w:cs="Times New Roman" w:hint="eastAsia"/>
         </w:rPr>
-        <w:t>2</w:t>
+        <w:t>3</w:t>
       </w:r>
       <w:r>
         <w:rPr>
@@ -9424,21 +9212,9 @@
       </w:r>
       <w:r>
         <w:rPr>
-          <w:rFonts w:ascii="Times New Roman" w:hAnsi="Times New Roman" w:cs="Times New Roman"/>
-        </w:rPr>
-        <w:t>考勤</w:t>
-      </w:r>
-      <w:r>
-        <w:rPr>
           <w:rFonts w:ascii="Times New Roman" w:hAnsi="Times New Roman" w:cs="Times New Roman" w:hint="eastAsia"/>
         </w:rPr>
-        <w:t>实体属性</w:t>
-      </w:r>
-      <w:r>
-        <w:rPr>
-          <w:rFonts w:ascii="Times New Roman" w:hAnsi="Times New Roman" w:cs="Times New Roman"/>
-        </w:rPr>
-        <w:t>图</w:t>
+        <w:t>智能会话实体属性图</w:t>
       </w:r>
     </w:p>
     <w:p>
@@ -9462,22 +9238,76 @@
         <w:rPr>
           <w:rFonts w:hint="eastAsia"/>
         </w:rPr>
-        <w:t>）</w:t>
-      </w:r>
-      <w:r>
-        <w:t>班级实体，负责记录并管理学校中的班级信息，涵盖名称、年级、创建日期、学期、班主任以及更新时间等属性。如图</w:t>
-      </w:r>
-      <w:r>
+        <w:t>）智能消息实体，负责记录学生与智能的每次对话内容。包括消息</w:t>
+      </w:r>
+      <w:r>
+        <w:rPr>
+          <w:rFonts w:hint="eastAsia"/>
+        </w:rPr>
+        <w:t>ID</w:t>
+      </w:r>
+      <w:r>
+        <w:rPr>
+          <w:rFonts w:hint="eastAsia"/>
+        </w:rPr>
+        <w:t>、所属会话</w:t>
+      </w:r>
+      <w:r>
+        <w:rPr>
+          <w:rFonts w:hint="eastAsia"/>
+        </w:rPr>
+        <w:t>ID</w:t>
+      </w:r>
+      <w:r>
+        <w:rPr>
+          <w:rFonts w:hint="eastAsia"/>
+        </w:rPr>
+        <w:t>、用户</w:t>
+      </w:r>
+      <w:r>
+        <w:rPr>
+          <w:rFonts w:hint="eastAsia"/>
+        </w:rPr>
+        <w:t>ID</w:t>
+      </w:r>
+      <w:r>
+        <w:rPr>
+          <w:rFonts w:hint="eastAsia"/>
+        </w:rPr>
+        <w:t>、消息类型（用户</w:t>
+      </w:r>
+      <w:r>
+        <w:rPr>
+          <w:rFonts w:hint="eastAsia"/>
+        </w:rPr>
+        <w:t>/</w:t>
+      </w:r>
+      <w:r>
+        <w:rPr>
+          <w:rFonts w:hint="eastAsia"/>
+        </w:rPr>
+        <w:t>智能）、消息内容、创建时间等属性。如图</w:t>
+      </w:r>
+      <w:r>
+        <w:rPr>
+          <w:rFonts w:hint="eastAsia"/>
+        </w:rPr>
         <w:t>4-1</w:t>
       </w:r>
       <w:r>
         <w:rPr>
           <w:rFonts w:hint="eastAsia"/>
         </w:rPr>
-        <w:t>3</w:t>
-      </w:r>
-      <w:r>
+        <w:t>4</w:t>
+      </w:r>
+      <w:r>
+        <w:rPr>
+          <w:rFonts w:hint="eastAsia"/>
+        </w:rPr>
         <w:t>所示。</w:t>
+      </w:r>
+      <w:r>
+        <w:t>。</w:t>
       </w:r>
     </w:p>
     <w:p>
@@ -9486,56 +9316,19 @@
         <w:ind w:firstLine="480"/>
         <w:jc w:val="center"/>
         <w:rPr>
+          <w:noProof/>
+        </w:rPr>
+      </w:pPr>
+    </w:p>
+    <w:p>
+      <w:pPr>
+        <w:spacing w:line="312" w:lineRule="auto"/>
+        <w:ind w:firstLine="480"/>
+        <w:jc w:val="center"/>
+        <w:rPr>
           <w:rFonts w:asciiTheme="minorEastAsia" w:hAnsiTheme="minorEastAsia" w:cstheme="minorEastAsia" w:hint="eastAsia"/>
         </w:rPr>
       </w:pPr>
-      <w:r>
-        <w:rPr>
-          <w:noProof/>
-        </w:rPr>
-        <w:lastRenderedPageBreak/>
-        <w:drawing>
-          <wp:inline distT="0" distB="0" distL="114300" distR="114300" wp14:anchorId="27C15776" wp14:editId="3F450583">
-            <wp:extent cx="2586990" cy="1600835"/>
-            <wp:effectExtent l="0" t="0" r="3810" b="12065"/>
-            <wp:docPr id="47" name="图片 8"/>
-            <wp:cNvGraphicFramePr>
-              <a:graphicFrameLocks xmlns:a="http://schemas.openxmlformats.org/drawingml/2006/main" noChangeAspect="1"/>
-            </wp:cNvGraphicFramePr>
-            <a:graphic xmlns:a="http://schemas.openxmlformats.org/drawingml/2006/main">
-              <a:graphicData uri="http://schemas.openxmlformats.org/drawingml/2006/picture">
-                <pic:pic xmlns:pic="http://schemas.openxmlformats.org/drawingml/2006/picture">
-                  <pic:nvPicPr>
-                    <pic:cNvPr id="47" name="图片 8"/>
-                    <pic:cNvPicPr>
-                      <a:picLocks noChangeAspect="1"/>
-                    </pic:cNvPicPr>
-                  </pic:nvPicPr>
-                  <pic:blipFill>
-                    <a:blip r:embed="rId44"/>
-                    <a:stretch>
-                      <a:fillRect/>
-                    </a:stretch>
-                  </pic:blipFill>
-                  <pic:spPr>
-                    <a:xfrm>
-                      <a:off x="0" y="0"/>
-                      <a:ext cx="2586990" cy="1600835"/>
-                    </a:xfrm>
-                    <a:prstGeom prst="rect">
-                      <a:avLst/>
-                    </a:prstGeom>
-                    <a:noFill/>
-                    <a:ln>
-                      <a:noFill/>
-                    </a:ln>
-                  </pic:spPr>
-                </pic:pic>
-              </a:graphicData>
-            </a:graphic>
-          </wp:inline>
-        </w:drawing>
-      </w:r>
     </w:p>
     <w:p>
       <w:pPr>
@@ -9562,7 +9355,7 @@
         <w:rPr>
           <w:rFonts w:ascii="Times New Roman" w:hAnsi="Times New Roman" w:cs="Times New Roman" w:hint="eastAsia"/>
         </w:rPr>
-        <w:t>3</w:t>
+        <w:t>4</w:t>
       </w:r>
       <w:r>
         <w:rPr>
@@ -9572,21 +9365,9 @@
       </w:r>
       <w:r>
         <w:rPr>
-          <w:rFonts w:ascii="Times New Roman" w:hAnsi="Times New Roman" w:cs="Times New Roman"/>
-        </w:rPr>
-        <w:t>班级</w:t>
-      </w:r>
-      <w:r>
-        <w:rPr>
           <w:rFonts w:ascii="Times New Roman" w:hAnsi="Times New Roman" w:cs="Times New Roman" w:hint="eastAsia"/>
         </w:rPr>
-        <w:t>实体属性</w:t>
-      </w:r>
-      <w:r>
-        <w:rPr>
-          <w:rFonts w:ascii="Times New Roman" w:hAnsi="Times New Roman" w:cs="Times New Roman"/>
-        </w:rPr>
-        <w:t>图</w:t>
+        <w:t>智能消息实体属性图</w:t>
       </w:r>
     </w:p>
     <w:p>
@@ -9601,18 +9382,18 @@
         <w:rPr>
           <w:rFonts w:asciiTheme="minorEastAsia" w:hAnsiTheme="minorEastAsia" w:cstheme="minorEastAsia" w:hint="eastAsia"/>
         </w:rPr>
-        <w:t>（6）成绩实体，主要负责储存学生成绩相关数据，具体涵盖学生姓名、所在班级名称、课程名称、课程成绩（细分为平时成绩、考试成绩及由此得出的总分），还有成绩的创建与更新时间等各类详细信息，如图</w:t>
-      </w:r>
-      <w:r>
-        <w:t>4-1</w:t>
-      </w:r>
-      <w:r>
-        <w:rPr>
-          <w:rFonts w:hint="eastAsia"/>
-        </w:rPr>
-        <w:t>4</w:t>
-      </w:r>
-      <w:r>
+        <w:t>（6）问卷实体，用于存储心理测评问卷的基本信息，涵盖问卷标题、问卷说明、状态、类型、总分、开始时间、结束时间、创建时间、更新时间等属性。如图4-1</w:t>
+      </w:r>
+      <w:r>
+        <w:rPr>
+          <w:rFonts w:asciiTheme="minorEastAsia" w:hAnsiTheme="minorEastAsia" w:cstheme="minorEastAsia" w:hint="eastAsia"/>
+        </w:rPr>
+        <w:t>5</w:t>
+      </w:r>
+      <w:r>
+        <w:rPr>
+          <w:rFonts w:asciiTheme="minorEastAsia" w:hAnsiTheme="minorEastAsia" w:cstheme="minorEastAsia" w:hint="eastAsia"/>
+        </w:rPr>
         <w:t>所示。</w:t>
       </w:r>
     </w:p>
@@ -9633,55 +9414,19 @@
         <w:ind w:firstLine="480"/>
         <w:jc w:val="center"/>
         <w:rPr>
+          <w:noProof/>
+        </w:rPr>
+      </w:pPr>
+    </w:p>
+    <w:p>
+      <w:pPr>
+        <w:spacing w:line="312" w:lineRule="auto"/>
+        <w:ind w:firstLine="480"/>
+        <w:jc w:val="center"/>
+        <w:rPr>
           <w:rFonts w:asciiTheme="minorEastAsia" w:hAnsiTheme="minorEastAsia" w:cstheme="minorEastAsia" w:hint="eastAsia"/>
         </w:rPr>
       </w:pPr>
-      <w:r>
-        <w:rPr>
-          <w:noProof/>
-        </w:rPr>
-        <w:drawing>
-          <wp:inline distT="0" distB="0" distL="114300" distR="114300" wp14:anchorId="55F13C8B" wp14:editId="22AC850D">
-            <wp:extent cx="2747010" cy="1615440"/>
-            <wp:effectExtent l="0" t="0" r="8890" b="10160"/>
-            <wp:docPr id="27" name="图片 9"/>
-            <wp:cNvGraphicFramePr>
-              <a:graphicFrameLocks xmlns:a="http://schemas.openxmlformats.org/drawingml/2006/main" noChangeAspect="1"/>
-            </wp:cNvGraphicFramePr>
-            <a:graphic xmlns:a="http://schemas.openxmlformats.org/drawingml/2006/main">
-              <a:graphicData uri="http://schemas.openxmlformats.org/drawingml/2006/picture">
-                <pic:pic xmlns:pic="http://schemas.openxmlformats.org/drawingml/2006/picture">
-                  <pic:nvPicPr>
-                    <pic:cNvPr id="27" name="图片 9"/>
-                    <pic:cNvPicPr>
-                      <a:picLocks noChangeAspect="1"/>
-                    </pic:cNvPicPr>
-                  </pic:nvPicPr>
-                  <pic:blipFill>
-                    <a:blip r:embed="rId45"/>
-                    <a:stretch>
-                      <a:fillRect/>
-                    </a:stretch>
-                  </pic:blipFill>
-                  <pic:spPr>
-                    <a:xfrm>
-                      <a:off x="0" y="0"/>
-                      <a:ext cx="2747010" cy="1615440"/>
-                    </a:xfrm>
-                    <a:prstGeom prst="rect">
-                      <a:avLst/>
-                    </a:prstGeom>
-                    <a:noFill/>
-                    <a:ln>
-                      <a:noFill/>
-                    </a:ln>
-                  </pic:spPr>
-                </pic:pic>
-              </a:graphicData>
-            </a:graphic>
-          </wp:inline>
-        </w:drawing>
-      </w:r>
     </w:p>
     <w:p>
       <w:pPr>
@@ -9689,13 +9434,103 @@
         <w:spacing w:after="327"/>
         <w:ind w:firstLine="420"/>
         <w:rPr>
+          <w:rFonts w:hint="eastAsia"/>
+        </w:rPr>
+      </w:pPr>
+      <w:r>
+        <w:rPr>
           <w:rFonts w:ascii="Times New Roman" w:hAnsi="Times New Roman" w:cs="Times New Roman"/>
         </w:rPr>
+        <w:t>图</w:t>
+      </w:r>
+      <w:r>
+        <w:rPr>
+          <w:rFonts w:ascii="Times New Roman" w:hAnsi="Times New Roman" w:cs="Times New Roman"/>
+        </w:rPr>
+        <w:t>4-1</w:t>
+      </w:r>
+      <w:r>
+        <w:rPr>
+          <w:rFonts w:ascii="Times New Roman" w:hAnsi="Times New Roman" w:cs="Times New Roman" w:hint="eastAsia"/>
+        </w:rPr>
+        <w:t>5</w:t>
+      </w:r>
+      <w:r>
+        <w:rPr>
+          <w:rFonts w:ascii="Times New Roman" w:hAnsi="Times New Roman" w:cs="Times New Roman"/>
+        </w:rPr>
+        <w:t xml:space="preserve"> </w:t>
+      </w:r>
+      <w:r>
+        <w:t>题目实体属性图</w:t>
+      </w:r>
+    </w:p>
+    <w:p>
+      <w:pPr>
+        <w:ind w:firstLine="480"/>
+        <w:jc w:val="both"/>
+        <w:rPr>
+          <w:rFonts w:asciiTheme="minorEastAsia" w:hAnsiTheme="minorEastAsia" w:cstheme="minorEastAsia"/>
+        </w:rPr>
       </w:pPr>
       <w:r>
         <w:rPr>
+          <w:rFonts w:asciiTheme="minorEastAsia" w:hAnsiTheme="minorEastAsia" w:cstheme="minorEastAsia"/>
+        </w:rPr>
+        <w:t>（7）题目实体，负责储存心理测评题目的具体内容，具体涵盖所属问卷ID、题目类型、题干内容、选项（JSON格式）、标准答案、分值、排序、创建时间、更新时间等各类详细信息。如图4-1</w:t>
+      </w:r>
+      <w:r>
+        <w:rPr>
+          <w:rFonts w:asciiTheme="minorEastAsia" w:hAnsiTheme="minorEastAsia" w:cstheme="minorEastAsia" w:hint="eastAsia"/>
+        </w:rPr>
+        <w:t>6</w:t>
+      </w:r>
+      <w:r>
+        <w:rPr>
+          <w:rFonts w:asciiTheme="minorEastAsia" w:hAnsiTheme="minorEastAsia" w:cstheme="minorEastAsia"/>
+        </w:rPr>
+        <w:t>所示</w:t>
+      </w:r>
+      <w:r>
+        <w:rPr>
+          <w:rFonts w:asciiTheme="minorEastAsia" w:hAnsiTheme="minorEastAsia" w:cstheme="minorEastAsia" w:hint="eastAsia"/>
+        </w:rPr>
+        <w:t>。</w:t>
+      </w:r>
+    </w:p>
+    <w:p>
+      <w:pPr>
+        <w:spacing w:line="312" w:lineRule="auto"/>
+        <w:ind w:firstLine="480"/>
+        <w:jc w:val="center"/>
+        <w:rPr>
+          <w:noProof/>
+        </w:rPr>
+      </w:pPr>
+    </w:p>
+    <w:p>
+      <w:pPr>
+        <w:spacing w:line="312" w:lineRule="auto"/>
+        <w:ind w:firstLine="480"/>
+        <w:jc w:val="center"/>
+        <w:rPr>
+          <w:rFonts w:asciiTheme="minorEastAsia" w:hAnsiTheme="minorEastAsia" w:cstheme="minorEastAsia" w:hint="eastAsia"/>
+        </w:rPr>
+      </w:pPr>
+    </w:p>
+    <w:p>
+      <w:pPr>
+        <w:pStyle w:val="ae"/>
+        <w:spacing w:after="327"/>
+        <w:ind w:firstLine="420"/>
+        <w:rPr>
           <w:rFonts w:ascii="Times New Roman" w:hAnsi="Times New Roman" w:cs="Times New Roman"/>
         </w:rPr>
+      </w:pPr>
+      <w:r>
+        <w:rPr>
+          <w:rFonts w:ascii="Times New Roman" w:hAnsi="Times New Roman" w:cs="Times New Roman"/>
+        </w:rPr>
         <w:t>图</w:t>
       </w:r>
       <w:r>
@@ -9708,7 +9543,7 @@
         <w:rPr>
           <w:rFonts w:ascii="Times New Roman" w:hAnsi="Times New Roman" w:cs="Times New Roman" w:hint="eastAsia"/>
         </w:rPr>
-        <w:t>4</w:t>
+        <w:t>6</w:t>
       </w:r>
       <w:r>
         <w:rPr>
@@ -9718,21 +9553,9 @@
       </w:r>
       <w:r>
         <w:rPr>
-          <w:rFonts w:ascii="Times New Roman" w:hAnsi="Times New Roman" w:cs="Times New Roman"/>
-        </w:rPr>
-        <w:t>成绩</w:t>
-      </w:r>
-      <w:r>
-        <w:rPr>
           <w:rFonts w:ascii="Times New Roman" w:hAnsi="Times New Roman" w:cs="Times New Roman" w:hint="eastAsia"/>
         </w:rPr>
-        <w:t>实体属性</w:t>
-      </w:r>
-      <w:r>
-        <w:rPr>
-          <w:rFonts w:ascii="Times New Roman" w:hAnsi="Times New Roman" w:cs="Times New Roman"/>
-        </w:rPr>
-        <w:t>图</w:t>
+        <w:t>题目实体属性图</w:t>
       </w:r>
     </w:p>
     <w:p>
@@ -9750,27 +9573,66 @@
         <w:rPr>
           <w:rFonts w:hint="eastAsia"/>
         </w:rPr>
+        <w:t>8</w:t>
+      </w:r>
+      <w:r>
+        <w:rPr>
+          <w:rFonts w:hint="eastAsia"/>
+        </w:rPr>
+        <w:t>）评估结果实体，用于存储学生完成心理测评的结果信息，包含学生</w:t>
+      </w:r>
+      <w:r>
+        <w:rPr>
+          <w:rFonts w:hint="eastAsia"/>
+        </w:rPr>
+        <w:t>ID</w:t>
+      </w:r>
+      <w:r>
+        <w:rPr>
+          <w:rFonts w:hint="eastAsia"/>
+        </w:rPr>
+        <w:t>、问卷</w:t>
+      </w:r>
+      <w:r>
+        <w:rPr>
+          <w:rFonts w:hint="eastAsia"/>
+        </w:rPr>
+        <w:t>ID</w:t>
+      </w:r>
+      <w:r>
+        <w:rPr>
+          <w:rFonts w:hint="eastAsia"/>
+        </w:rPr>
+        <w:t>、总得分、风险等级、智能分析结果（</w:t>
+      </w:r>
+      <w:r>
+        <w:rPr>
+          <w:rFonts w:hint="eastAsia"/>
+        </w:rPr>
+        <w:t>JSON</w:t>
+      </w:r>
+      <w:r>
+        <w:rPr>
+          <w:rFonts w:hint="eastAsia"/>
+        </w:rPr>
+        <w:t>格式）、智能分析状态、已读状态、完成状态、创建时间、更新时间等属性。如图</w:t>
+      </w:r>
+      <w:r>
+        <w:rPr>
+          <w:rFonts w:hint="eastAsia"/>
+        </w:rPr>
+        <w:t>4-1</w:t>
+      </w:r>
+      <w:r>
+        <w:rPr>
+          <w:rFonts w:hint="eastAsia"/>
+        </w:rPr>
         <w:t>7</w:t>
       </w:r>
       <w:r>
         <w:rPr>
           <w:rFonts w:hint="eastAsia"/>
         </w:rPr>
-        <w:t>）</w:t>
-      </w:r>
-      <w:r>
-        <w:t>奖惩实体，负责记录学生的奖惩信息，包含图片、学生信息、班级、奖惩类型、具体内容、日期、执行人员以及记录的创建和更新时间等属性。如图</w:t>
-      </w:r>
-      <w:r>
-        <w:t>4-1</w:t>
-      </w:r>
-      <w:r>
-        <w:rPr>
-          <w:rFonts w:hint="eastAsia"/>
-        </w:rPr>
-        <w:t>5</w:t>
-      </w:r>
-      <w:r>
         <w:t>所示。</w:t>
       </w:r>
     </w:p>
@@ -9780,55 +9642,19 @@
         <w:ind w:firstLine="480"/>
         <w:jc w:val="center"/>
         <w:rPr>
+          <w:noProof/>
+        </w:rPr>
+      </w:pPr>
+    </w:p>
+    <w:p>
+      <w:pPr>
+        <w:spacing w:line="312" w:lineRule="auto"/>
+        <w:ind w:firstLine="480"/>
+        <w:jc w:val="center"/>
+        <w:rPr>
           <w:rFonts w:asciiTheme="minorEastAsia" w:hAnsiTheme="minorEastAsia" w:cstheme="minorEastAsia" w:hint="eastAsia"/>
         </w:rPr>
       </w:pPr>
-      <w:r>
-        <w:rPr>
-          <w:noProof/>
-        </w:rPr>
-        <w:drawing>
-          <wp:inline distT="0" distB="0" distL="114300" distR="114300" wp14:anchorId="4F79146B" wp14:editId="73113EC2">
-            <wp:extent cx="2759075" cy="1582420"/>
-            <wp:effectExtent l="0" t="0" r="9525" b="5080"/>
-            <wp:docPr id="49" name="图片 10"/>
-            <wp:cNvGraphicFramePr>
-              <a:graphicFrameLocks xmlns:a="http://schemas.openxmlformats.org/drawingml/2006/main" noChangeAspect="1"/>
-            </wp:cNvGraphicFramePr>
-            <a:graphic xmlns:a="http://schemas.openxmlformats.org/drawingml/2006/main">
-              <a:graphicData uri="http://schemas.openxmlformats.org/drawingml/2006/picture">
-                <pic:pic xmlns:pic="http://schemas.openxmlformats.org/drawingml/2006/picture">
-                  <pic:nvPicPr>
-                    <pic:cNvPr id="49" name="图片 10"/>
-                    <pic:cNvPicPr>
-                      <a:picLocks noChangeAspect="1"/>
-                    </pic:cNvPicPr>
-                  </pic:nvPicPr>
-                  <pic:blipFill>
-                    <a:blip r:embed="rId46"/>
-                    <a:stretch>
-                      <a:fillRect/>
-                    </a:stretch>
-                  </pic:blipFill>
-                  <pic:spPr>
-                    <a:xfrm>
-                      <a:off x="0" y="0"/>
-                      <a:ext cx="2759075" cy="1582420"/>
-                    </a:xfrm>
-                    <a:prstGeom prst="rect">
-                      <a:avLst/>
-                    </a:prstGeom>
-                    <a:noFill/>
-                    <a:ln>
-                      <a:noFill/>
-                    </a:ln>
-                  </pic:spPr>
-                </pic:pic>
-              </a:graphicData>
-            </a:graphic>
-          </wp:inline>
-        </w:drawing>
-      </w:r>
     </w:p>
     <w:p>
       <w:pPr>
@@ -9843,6 +9669,7 @@
         <w:rPr>
           <w:rFonts w:ascii="Times New Roman" w:hAnsi="Times New Roman" w:cs="Times New Roman"/>
         </w:rPr>
+        <w:lastRenderedPageBreak/>
         <w:t>图</w:t>
       </w:r>
       <w:r>
@@ -9855,7 +9682,7 @@
         <w:rPr>
           <w:rFonts w:ascii="Times New Roman" w:hAnsi="Times New Roman" w:cs="Times New Roman" w:hint="eastAsia"/>
         </w:rPr>
-        <w:t>5</w:t>
+        <w:t>7</w:t>
       </w:r>
       <w:r>
         <w:rPr>
@@ -9865,181 +9692,9 @@
       </w:r>
       <w:r>
         <w:rPr>
-          <w:rFonts w:ascii="Times New Roman" w:hAnsi="Times New Roman" w:cs="Times New Roman"/>
-        </w:rPr>
-        <w:t>奖惩</w:t>
-      </w:r>
-      <w:r>
-        <w:rPr>
           <w:rFonts w:ascii="Times New Roman" w:hAnsi="Times New Roman" w:cs="Times New Roman" w:hint="eastAsia"/>
         </w:rPr>
-        <w:t>实体属性</w:t>
-      </w:r>
-      <w:r>
-        <w:rPr>
-          <w:rFonts w:ascii="Times New Roman" w:hAnsi="Times New Roman" w:cs="Times New Roman"/>
-        </w:rPr>
-        <w:t>图</w:t>
-      </w:r>
-    </w:p>
-    <w:p>
-      <w:pPr>
-        <w:ind w:firstLine="480"/>
-        <w:jc w:val="both"/>
-      </w:pPr>
-      <w:r>
-        <w:rPr>
-          <w:rFonts w:hint="eastAsia"/>
-        </w:rPr>
-        <w:t>（</w:t>
-      </w:r>
-      <w:r>
-        <w:rPr>
-          <w:rFonts w:hint="eastAsia"/>
-        </w:rPr>
-        <w:t>8</w:t>
-      </w:r>
-      <w:r>
-        <w:rPr>
-          <w:rFonts w:hint="eastAsia"/>
-        </w:rPr>
-        <w:t>）</w:t>
-      </w:r>
-      <w:r>
-        <w:t>父母实体，则用于存储学生家长的各项信息，有助于全面了解学生家庭背景状况</w:t>
-      </w:r>
-      <w:r>
-        <w:t xml:space="preserve"> </w:t>
-      </w:r>
-      <w:r>
-        <w:t>。其包含父母姓名、性别、手机、邮箱、地址、工作、学历、与学生的关系，以及创建时间、更新时间和学生</w:t>
-      </w:r>
-      <w:r>
-        <w:t>id</w:t>
-      </w:r>
-      <w:r>
-        <w:t>等属性，如图</w:t>
-      </w:r>
-      <w:r>
-        <w:t>4-1</w:t>
-      </w:r>
-      <w:r>
-        <w:rPr>
-          <w:rFonts w:hint="eastAsia"/>
-        </w:rPr>
-        <w:t>6</w:t>
-      </w:r>
-      <w:r>
-        <w:t>所示。</w:t>
-      </w:r>
-    </w:p>
-    <w:p>
-      <w:pPr>
-        <w:spacing w:line="312" w:lineRule="auto"/>
-        <w:ind w:firstLine="480"/>
-        <w:jc w:val="center"/>
-        <w:rPr>
-          <w:rFonts w:asciiTheme="minorEastAsia" w:hAnsiTheme="minorEastAsia" w:cstheme="minorEastAsia" w:hint="eastAsia"/>
-        </w:rPr>
-      </w:pPr>
-      <w:r>
-        <w:rPr>
-          <w:noProof/>
-        </w:rPr>
-        <w:lastRenderedPageBreak/>
-        <w:drawing>
-          <wp:inline distT="0" distB="0" distL="114300" distR="114300" wp14:anchorId="77A19C46" wp14:editId="0DF516C1">
-            <wp:extent cx="3061335" cy="1803400"/>
-            <wp:effectExtent l="0" t="0" r="12065" b="0"/>
-            <wp:docPr id="28" name="图片 11"/>
-            <wp:cNvGraphicFramePr>
-              <a:graphicFrameLocks xmlns:a="http://schemas.openxmlformats.org/drawingml/2006/main" noChangeAspect="1"/>
-            </wp:cNvGraphicFramePr>
-            <a:graphic xmlns:a="http://schemas.openxmlformats.org/drawingml/2006/main">
-              <a:graphicData uri="http://schemas.openxmlformats.org/drawingml/2006/picture">
-                <pic:pic xmlns:pic="http://schemas.openxmlformats.org/drawingml/2006/picture">
-                  <pic:nvPicPr>
-                    <pic:cNvPr id="28" name="图片 11"/>
-                    <pic:cNvPicPr>
-                      <a:picLocks noChangeAspect="1"/>
-                    </pic:cNvPicPr>
-                  </pic:nvPicPr>
-                  <pic:blipFill>
-                    <a:blip r:embed="rId47"/>
-                    <a:stretch>
-                      <a:fillRect/>
-                    </a:stretch>
-                  </pic:blipFill>
-                  <pic:spPr>
-                    <a:xfrm>
-                      <a:off x="0" y="0"/>
-                      <a:ext cx="3061335" cy="1803400"/>
-                    </a:xfrm>
-                    <a:prstGeom prst="rect">
-                      <a:avLst/>
-                    </a:prstGeom>
-                    <a:noFill/>
-                    <a:ln>
-                      <a:noFill/>
-                    </a:ln>
-                  </pic:spPr>
-                </pic:pic>
-              </a:graphicData>
-            </a:graphic>
-          </wp:inline>
-        </w:drawing>
-      </w:r>
-    </w:p>
-    <w:p>
-      <w:pPr>
-        <w:pStyle w:val="ae"/>
-        <w:spacing w:after="327"/>
-        <w:ind w:firstLine="420"/>
-        <w:rPr>
-          <w:rFonts w:ascii="Times New Roman" w:hAnsi="Times New Roman" w:cs="Times New Roman"/>
-        </w:rPr>
-      </w:pPr>
-      <w:r>
-        <w:rPr>
-          <w:rFonts w:ascii="Times New Roman" w:hAnsi="Times New Roman" w:cs="Times New Roman"/>
-        </w:rPr>
-        <w:t>图</w:t>
-      </w:r>
-      <w:r>
-        <w:rPr>
-          <w:rFonts w:ascii="Times New Roman" w:hAnsi="Times New Roman" w:cs="Times New Roman"/>
-        </w:rPr>
-        <w:t>4-1</w:t>
-      </w:r>
-      <w:r>
-        <w:rPr>
-          <w:rFonts w:ascii="Times New Roman" w:hAnsi="Times New Roman" w:cs="Times New Roman" w:hint="eastAsia"/>
-        </w:rPr>
-        <w:t>6</w:t>
-      </w:r>
-      <w:r>
-        <w:rPr>
-          <w:rFonts w:ascii="Times New Roman" w:hAnsi="Times New Roman" w:cs="Times New Roman"/>
-        </w:rPr>
-        <w:t xml:space="preserve"> </w:t>
-      </w:r>
-      <w:r>
-        <w:rPr>
-          <w:rFonts w:ascii="Times New Roman" w:hAnsi="Times New Roman" w:cs="Times New Roman"/>
-        </w:rPr>
-        <w:t>父母</w:t>
-      </w:r>
-      <w:r>
-        <w:rPr>
-          <w:rFonts w:ascii="Times New Roman" w:hAnsi="Times New Roman" w:cs="Times New Roman" w:hint="eastAsia"/>
-        </w:rPr>
-        <w:t>实体属性</w:t>
-      </w:r>
-      <w:r>
-        <w:rPr>
-          <w:rFonts w:ascii="Times New Roman" w:hAnsi="Times New Roman" w:cs="Times New Roman"/>
-        </w:rPr>
-        <w:t>图</w:t>
+        <w:t>评估结果实体属性图</w:t>
       </w:r>
     </w:p>
     <w:p>
@@ -10075,51 +9730,45 @@
           <w:sz w:val="24"/>
           <w:szCs w:val="24"/>
         </w:rPr>
-        <w:t>）</w:t>
-      </w:r>
-      <w:r>
-        <w:rPr>
+        <w:t>）风险配置实体，则用于存储心理风险等级的配置信息。有助于根据不同的评估得分触发相应的预警机制。其包含风险等级、最低分数、最高分数、通知模板、状态、创建时间、更新时间等属性。如图</w:t>
+      </w:r>
+      <w:r>
+        <w:rPr>
+          <w:rFonts w:hint="eastAsia"/>
           <w:sz w:val="24"/>
           <w:szCs w:val="24"/>
         </w:rPr>
-        <w:t>公告实体，主要用于储存管理员发布的通知内容，保证学生能够及时知晓最新动态</w:t>
-      </w:r>
-      <w:r>
-        <w:rPr>
+        <w:t>4-1</w:t>
+      </w:r>
+      <w:r>
+        <w:rPr>
+          <w:rFonts w:hint="eastAsia"/>
           <w:sz w:val="24"/>
           <w:szCs w:val="24"/>
         </w:rPr>
-        <w:t xml:space="preserve"> </w:t>
-      </w:r>
-      <w:r>
-        <w:rPr>
+        <w:t>8</w:t>
+      </w:r>
+      <w:r>
+        <w:rPr>
+          <w:rFonts w:hint="eastAsia"/>
           <w:sz w:val="24"/>
           <w:szCs w:val="24"/>
         </w:rPr>
-        <w:t>。其中先是标题、分类、内容、状态、再是创建人、修改人、执行人、最后创建时间、更新时间等，如图</w:t>
-      </w:r>
-      <w:r>
-        <w:rPr>
+        <w:t>所示。</w:t>
+      </w:r>
+    </w:p>
+    <w:p>
+      <w:pPr>
+        <w:pStyle w:val="af7"/>
+        <w:spacing w:line="300" w:lineRule="auto"/>
+        <w:ind w:firstLine="480"/>
+        <w:jc w:val="both"/>
+        <w:rPr>
+          <w:rFonts w:hint="eastAsia"/>
           <w:sz w:val="24"/>
           <w:szCs w:val="24"/>
         </w:rPr>
-        <w:t>4-1</w:t>
-      </w:r>
-      <w:r>
-        <w:rPr>
-          <w:rFonts w:hint="eastAsia"/>
-          <w:sz w:val="24"/>
-          <w:szCs w:val="24"/>
-        </w:rPr>
-        <w:t>7</w:t>
-      </w:r>
-      <w:r>
-        <w:rPr>
-          <w:sz w:val="24"/>
-          <w:szCs w:val="24"/>
-        </w:rPr>
-        <w:t>所示。</w:t>
-      </w:r>
+      </w:pPr>
     </w:p>
     <w:p>
       <w:pPr>
@@ -10130,52 +9779,6 @@
           <w:rFonts w:asciiTheme="minorEastAsia" w:hAnsiTheme="minorEastAsia" w:cstheme="minorEastAsia" w:hint="eastAsia"/>
         </w:rPr>
       </w:pPr>
-      <w:r>
-        <w:rPr>
-          <w:noProof/>
-        </w:rPr>
-        <w:drawing>
-          <wp:inline distT="0" distB="0" distL="114300" distR="114300" wp14:anchorId="0E769E31" wp14:editId="779F7A7D">
-            <wp:extent cx="3282950" cy="1871980"/>
-            <wp:effectExtent l="0" t="0" r="6350" b="7620"/>
-            <wp:docPr id="51" name="图片 12"/>
-            <wp:cNvGraphicFramePr>
-              <a:graphicFrameLocks xmlns:a="http://schemas.openxmlformats.org/drawingml/2006/main" noChangeAspect="1"/>
-            </wp:cNvGraphicFramePr>
-            <a:graphic xmlns:a="http://schemas.openxmlformats.org/drawingml/2006/main">
-              <a:graphicData uri="http://schemas.openxmlformats.org/drawingml/2006/picture">
-                <pic:pic xmlns:pic="http://schemas.openxmlformats.org/drawingml/2006/picture">
-                  <pic:nvPicPr>
-                    <pic:cNvPr id="51" name="图片 12"/>
-                    <pic:cNvPicPr>
-                      <a:picLocks noChangeAspect="1"/>
-                    </pic:cNvPicPr>
-                  </pic:nvPicPr>
-                  <pic:blipFill>
-                    <a:blip r:embed="rId48"/>
-                    <a:stretch>
-                      <a:fillRect/>
-                    </a:stretch>
-                  </pic:blipFill>
-                  <pic:spPr>
-                    <a:xfrm>
-                      <a:off x="0" y="0"/>
-                      <a:ext cx="3282950" cy="1871980"/>
-                    </a:xfrm>
-                    <a:prstGeom prst="rect">
-                      <a:avLst/>
-                    </a:prstGeom>
-                    <a:noFill/>
-                    <a:ln>
-                      <a:noFill/>
-                    </a:ln>
-                  </pic:spPr>
-                </pic:pic>
-              </a:graphicData>
-            </a:graphic>
-          </wp:inline>
-        </w:drawing>
-      </w:r>
     </w:p>
     <w:p>
       <w:pPr>
@@ -10212,21 +9815,9 @@
       </w:r>
       <w:r>
         <w:rPr>
-          <w:rFonts w:ascii="Times New Roman" w:hAnsi="Times New Roman" w:cs="Times New Roman"/>
-        </w:rPr>
-        <w:t>公告</w:t>
-      </w:r>
-      <w:r>
-        <w:rPr>
           <w:rFonts w:ascii="Times New Roman" w:hAnsi="Times New Roman" w:cs="Times New Roman" w:hint="eastAsia"/>
         </w:rPr>
-        <w:t>实体属性</w:t>
-      </w:r>
-      <w:r>
-        <w:rPr>
-          <w:rFonts w:ascii="Times New Roman" w:hAnsi="Times New Roman" w:cs="Times New Roman"/>
-        </w:rPr>
-        <w:t>图</w:t>
+        <w:t>风险配置实体属性图</w:t>
       </w:r>
     </w:p>
     <w:p>
@@ -10294,7 +9885,7 @@
                     </pic:cNvPicPr>
                   </pic:nvPicPr>
                   <pic:blipFill>
-                    <a:blip r:embed="rId49"/>
+                    <a:blip r:embed="rId40"/>
                     <a:stretch>
                       <a:fillRect/>
                     </a:stretch>
@@ -10389,7 +9980,6 @@
           <w:sz w:val="24"/>
           <w:szCs w:val="24"/>
         </w:rPr>
-        <w:lastRenderedPageBreak/>
         <w:t>（11）总体关系：系统采用规范化数据建模，构建以下实体映射体系：学生实体与考勤记录形成1:N双向约束，与成绩单建立1:N级联关系，同家长信息构成1:N血缘关联；学生-班级间实现N:1隶属关系，课程-成绩间定义1:N评估关联，公告-用户间设置N:1发布权限，用户-活动间建立1:N创建关系，通过外键级联与事务锁机制保障数据操作的原子性和业务完整性。具体的关系如图4-19所示。</w:t>
       </w:r>
     </w:p>
@@ -10424,6 +10014,7 @@
           <w:sz w:val="24"/>
           <w:szCs w:val="24"/>
         </w:rPr>
+        <w:lastRenderedPageBreak/>
         <w:drawing>
           <wp:inline distT="0" distB="0" distL="114300" distR="114300" wp14:anchorId="03FC52CD" wp14:editId="02013EF2">
             <wp:extent cx="5271770" cy="3529965"/>
@@ -10442,7 +10033,7 @@
                     </pic:cNvPicPr>
                   </pic:nvPicPr>
                   <pic:blipFill>
-                    <a:blip r:embed="rId50"/>
+                    <a:blip r:embed="rId41"/>
                     <a:stretch>
                       <a:fillRect/>
                     </a:stretch>
@@ -11958,7 +11549,6 @@
                 <w:szCs w:val="21"/>
                 <w:lang w:val="zh-TW"/>
               </w:rPr>
-              <w:lastRenderedPageBreak/>
               <w:t>avatar</w:t>
             </w:r>
           </w:p>
@@ -12784,6 +12374,7 @@
                 <w:szCs w:val="21"/>
                 <w:lang w:val="zh-TW"/>
               </w:rPr>
+              <w:lastRenderedPageBreak/>
               <w:t>create_by</w:t>
             </w:r>
           </w:p>
@@ -15308,7 +14899,7 @@
               <w:ind w:firstLineChars="0" w:firstLine="0"/>
               <w:jc w:val="center"/>
               <w:rPr>
-                <w:rFonts w:ascii="Times New Roman" w:hAnsi="Times New Roman" w:hint="eastAsia"/>
+                <w:rFonts w:ascii="Times New Roman" w:hAnsi="Times New Roman"/>
                 <w:szCs w:val="21"/>
                 <w:lang w:val="zh-TW"/>
               </w:rPr>
@@ -15444,7 +15035,7 @@
               <w:ind w:firstLineChars="0" w:firstLine="0"/>
               <w:jc w:val="center"/>
               <w:rPr>
-                <w:rFonts w:ascii="Times New Roman" w:hAnsi="Times New Roman" w:hint="eastAsia"/>
+                <w:rFonts w:ascii="Times New Roman" w:hAnsi="Times New Roman"/>
                 <w:szCs w:val="21"/>
                 <w:lang w:val="zh-TW"/>
               </w:rPr>
@@ -15580,7 +15171,7 @@
               <w:ind w:firstLineChars="0" w:firstLine="0"/>
               <w:jc w:val="center"/>
               <w:rPr>
-                <w:rFonts w:ascii="Times New Roman" w:hAnsi="Times New Roman" w:hint="eastAsia"/>
+                <w:rFonts w:ascii="Times New Roman" w:hAnsi="Times New Roman"/>
                 <w:szCs w:val="21"/>
                 <w:lang w:val="zh-TW"/>
               </w:rPr>
@@ -15668,7 +15259,6 @@
         <w:ind w:left="480" w:firstLineChars="0" w:firstLine="0"/>
         <w:jc w:val="both"/>
         <w:rPr>
-          <w:rFonts w:hint="eastAsia"/>
           <w:sz w:val="24"/>
           <w:szCs w:val="24"/>
         </w:rPr>
@@ -15962,7 +15552,6 @@
                 <w:szCs w:val="21"/>
                 <w:lang w:val="zh-TW"/>
               </w:rPr>
-              <w:lastRenderedPageBreak/>
               <w:t>counselor_id</w:t>
             </w:r>
           </w:p>
@@ -16803,6 +16392,7 @@
                 <w:szCs w:val="21"/>
                 <w:lang w:val="zh-TW"/>
               </w:rPr>
+              <w:lastRenderedPageBreak/>
               <w:t>phone</w:t>
             </w:r>
           </w:p>
@@ -20007,7 +19597,6 @@
                 <w:szCs w:val="21"/>
                 <w:lang w:val="zh-TW"/>
               </w:rPr>
-              <w:lastRenderedPageBreak/>
               <w:t>content</w:t>
             </w:r>
           </w:p>
@@ -20457,7 +20046,7 @@
               <w:ind w:firstLineChars="0" w:firstLine="0"/>
               <w:jc w:val="center"/>
               <w:rPr>
-                <w:rFonts w:ascii="Times New Roman" w:hAnsi="Times New Roman" w:hint="eastAsia"/>
+                <w:rFonts w:ascii="Times New Roman" w:hAnsi="Times New Roman"/>
                 <w:szCs w:val="21"/>
                 <w:lang w:val="zh-TW"/>
               </w:rPr>
@@ -20593,7 +20182,7 @@
               <w:ind w:firstLineChars="0" w:firstLine="0"/>
               <w:jc w:val="center"/>
               <w:rPr>
-                <w:rFonts w:ascii="Times New Roman" w:hAnsi="Times New Roman" w:hint="eastAsia"/>
+                <w:rFonts w:ascii="Times New Roman" w:hAnsi="Times New Roman"/>
                 <w:szCs w:val="21"/>
                 <w:lang w:val="zh-TW"/>
               </w:rPr>
@@ -20681,7 +20270,6 @@
         <w:ind w:left="480" w:firstLineChars="0" w:firstLine="0"/>
         <w:jc w:val="both"/>
         <w:rPr>
-          <w:rFonts w:hint="eastAsia"/>
           <w:sz w:val="24"/>
           <w:szCs w:val="24"/>
         </w:rPr>
@@ -20691,6 +20279,7 @@
           <w:sz w:val="24"/>
           <w:szCs w:val="24"/>
         </w:rPr>
+        <w:lastRenderedPageBreak/>
         <w:t>（</w:t>
       </w:r>
       <w:r>
@@ -22668,7 +22257,7 @@
               <w:ind w:firstLineChars="0" w:firstLine="0"/>
               <w:jc w:val="center"/>
               <w:rPr>
-                <w:rFonts w:ascii="Times New Roman" w:hAnsi="Times New Roman" w:hint="eastAsia"/>
+                <w:rFonts w:ascii="Times New Roman" w:hAnsi="Times New Roman"/>
                 <w:szCs w:val="21"/>
                 <w:lang w:val="zh-TW"/>
               </w:rPr>
@@ -23661,7 +23250,7 @@
               <w:ind w:firstLineChars="0" w:firstLine="0"/>
               <w:jc w:val="center"/>
               <w:rPr>
-                <w:rFonts w:ascii="Times New Roman" w:hAnsi="Times New Roman" w:hint="eastAsia"/>
+                <w:rFonts w:ascii="Times New Roman" w:hAnsi="Times New Roman"/>
                 <w:szCs w:val="21"/>
                 <w:lang w:val="zh-TW"/>
               </w:rPr>
@@ -24164,7 +23753,6 @@
                 <w:szCs w:val="21"/>
                 <w:lang w:val="zh-TW"/>
               </w:rPr>
-              <w:lastRenderedPageBreak/>
               <w:t>create_by</w:t>
             </w:r>
           </w:p>
@@ -24574,6 +24162,7 @@
                 <w:color w:val="000000"/>
                 <w:szCs w:val="21"/>
               </w:rPr>
+              <w:lastRenderedPageBreak/>
               <w:t>字段</w:t>
             </w:r>
           </w:p>
@@ -26153,7 +25742,7 @@
               <w:ind w:firstLineChars="0" w:firstLine="0"/>
               <w:jc w:val="center"/>
               <w:rPr>
-                <w:rFonts w:ascii="Times New Roman" w:hAnsi="Times New Roman" w:hint="eastAsia"/>
+                <w:rFonts w:ascii="Times New Roman" w:hAnsi="Times New Roman"/>
                 <w:szCs w:val="21"/>
                 <w:lang w:val="zh-TW"/>
               </w:rPr>
@@ -26289,7 +25878,7 @@
               <w:ind w:firstLineChars="0" w:firstLine="0"/>
               <w:jc w:val="center"/>
               <w:rPr>
-                <w:rFonts w:ascii="Times New Roman" w:hAnsi="Times New Roman" w:hint="eastAsia"/>
+                <w:rFonts w:ascii="Times New Roman" w:hAnsi="Times New Roman"/>
                 <w:szCs w:val="21"/>
                 <w:lang w:val="zh-TW"/>
               </w:rPr>
@@ -26425,7 +26014,7 @@
               <w:ind w:firstLineChars="0" w:firstLine="0"/>
               <w:jc w:val="center"/>
               <w:rPr>
-                <w:rFonts w:ascii="Times New Roman" w:hAnsi="Times New Roman" w:hint="eastAsia"/>
+                <w:rFonts w:ascii="Times New Roman" w:hAnsi="Times New Roman"/>
                 <w:szCs w:val="21"/>
                 <w:lang w:val="zh-TW"/>
               </w:rPr>
@@ -28122,7 +27711,7 @@
               <w:ind w:firstLineChars="0" w:firstLine="0"/>
               <w:jc w:val="center"/>
               <w:rPr>
-                <w:rFonts w:ascii="Times New Roman" w:hAnsi="Times New Roman" w:hint="eastAsia"/>
+                <w:rFonts w:ascii="Times New Roman" w:hAnsi="Times New Roman"/>
                 <w:szCs w:val="21"/>
                 <w:lang w:val="zh-TW"/>
               </w:rPr>
@@ -28217,7 +27806,6 @@
                 <w:szCs w:val="21"/>
                 <w:lang w:val="zh-TW"/>
               </w:rPr>
-              <w:lastRenderedPageBreak/>
               <w:t>create_by</w:t>
             </w:r>
           </w:p>
@@ -28259,7 +27847,7 @@
               <w:ind w:firstLineChars="0" w:firstLine="0"/>
               <w:jc w:val="center"/>
               <w:rPr>
-                <w:rFonts w:ascii="Times New Roman" w:hAnsi="Times New Roman" w:hint="eastAsia"/>
+                <w:rFonts w:ascii="Times New Roman" w:hAnsi="Times New Roman"/>
                 <w:szCs w:val="21"/>
                 <w:lang w:val="zh-TW"/>
               </w:rPr>
@@ -28395,7 +27983,7 @@
               <w:ind w:firstLineChars="0" w:firstLine="0"/>
               <w:jc w:val="center"/>
               <w:rPr>
-                <w:rFonts w:ascii="Times New Roman" w:hAnsi="Times New Roman" w:hint="eastAsia"/>
+                <w:rFonts w:ascii="Times New Roman" w:hAnsi="Times New Roman"/>
                 <w:szCs w:val="21"/>
                 <w:lang w:val="zh-TW"/>
               </w:rPr>
@@ -28531,7 +28119,7 @@
               <w:ind w:firstLineChars="0" w:firstLine="0"/>
               <w:jc w:val="center"/>
               <w:rPr>
-                <w:rFonts w:ascii="Times New Roman" w:hAnsi="Times New Roman" w:hint="eastAsia"/>
+                <w:rFonts w:ascii="Times New Roman" w:hAnsi="Times New Roman"/>
                 <w:szCs w:val="21"/>
                 <w:lang w:val="zh-TW"/>
               </w:rPr>
@@ -28667,7 +28255,7 @@
               <w:ind w:firstLineChars="0" w:firstLine="0"/>
               <w:jc w:val="center"/>
               <w:rPr>
-                <w:rFonts w:ascii="Times New Roman" w:hAnsi="Times New Roman" w:hint="eastAsia"/>
+                <w:rFonts w:ascii="Times New Roman" w:hAnsi="Times New Roman"/>
                 <w:szCs w:val="21"/>
                 <w:lang w:val="zh-TW"/>
               </w:rPr>
@@ -28799,7 +28387,15 @@
           <w:sz w:val="24"/>
           <w:szCs w:val="24"/>
         </w:rPr>
-        <w:t>）：存储系统的风险等级配置信息，其数据结构如表</w:t>
+        <w:t>）：存储系统的风险等级配置信息，其</w:t>
+      </w:r>
+      <w:r>
+        <w:rPr>
+          <w:sz w:val="24"/>
+          <w:szCs w:val="24"/>
+        </w:rPr>
+        <w:lastRenderedPageBreak/>
+        <w:t>数据结构如表</w:t>
       </w:r>
       <w:r>
         <w:rPr>
@@ -30690,7 +30286,6 @@
         <w:ind w:firstLine="480"/>
         <w:jc w:val="both"/>
         <w:rPr>
-          <w:rFonts w:hint="eastAsia"/>
           <w:sz w:val="24"/>
           <w:szCs w:val="24"/>
         </w:rPr>
@@ -30955,7 +30550,7 @@
                     </pic:cNvPicPr>
                   </pic:nvPicPr>
                   <pic:blipFill>
-                    <a:blip r:embed="rId51"/>
+                    <a:blip r:embed="rId42"/>
                     <a:stretch>
                       <a:fillRect/>
                     </a:stretch>
@@ -31049,15 +30644,7 @@
         <w:jc w:val="both"/>
       </w:pPr>
       <w:r>
-        <w:t xml:space="preserve">Collection&lt;Student&gt; students = </w:t>
-      </w:r>
-      <w:proofErr w:type="spellStart"/>
-      <w:r>
-        <w:t>studentDao.getAll</w:t>
-      </w:r>
-      <w:proofErr w:type="spellEnd"/>
-      <w:r>
-        <w:t>();</w:t>
+        <w:t>Collection&lt;Student&gt; students = studentDao.getAll();</w:t>
       </w:r>
     </w:p>
     <w:p>
@@ -31066,47 +30653,7 @@
         <w:jc w:val="both"/>
       </w:pPr>
       <w:r>
-        <w:t xml:space="preserve">int </w:t>
-      </w:r>
-      <w:proofErr w:type="spellStart"/>
-      <w:r>
-        <w:t>a,b,c</w:t>
-      </w:r>
-      <w:proofErr w:type="spellEnd"/>
-      <w:r>
-        <w:t xml:space="preserve">; a=b=c=0; int </w:t>
-      </w:r>
-      <w:proofErr w:type="spellStart"/>
-      <w:r>
-        <w:t>cntA,cntB,cntC</w:t>
-      </w:r>
-      <w:proofErr w:type="spellEnd"/>
-      <w:r>
-        <w:t xml:space="preserve">; </w:t>
-      </w:r>
-      <w:proofErr w:type="spellStart"/>
-      <w:r>
-        <w:t>cntA</w:t>
-      </w:r>
-      <w:proofErr w:type="spellEnd"/>
-      <w:r>
-        <w:t>=</w:t>
-      </w:r>
-      <w:proofErr w:type="spellStart"/>
-      <w:r>
-        <w:t>cntB</w:t>
-      </w:r>
-      <w:proofErr w:type="spellEnd"/>
-      <w:r>
-        <w:t>=</w:t>
-      </w:r>
-      <w:proofErr w:type="spellStart"/>
-      <w:r>
-        <w:t>cntC</w:t>
-      </w:r>
-      <w:proofErr w:type="spellEnd"/>
-      <w:r>
-        <w:t>=0;</w:t>
+        <w:t>int a,b,c; a=b=c=0; int cntA,cntB,cntC; cntA=cntB=cntC=0;</w:t>
       </w:r>
     </w:p>
     <w:p>
@@ -31115,15 +30662,7 @@
         <w:jc w:val="both"/>
       </w:pPr>
       <w:r>
-        <w:t xml:space="preserve">for (Student </w:t>
-      </w:r>
-      <w:proofErr w:type="spellStart"/>
-      <w:r>
-        <w:t>tmp</w:t>
-      </w:r>
-      <w:proofErr w:type="spellEnd"/>
-      <w:r>
-        <w:t xml:space="preserve"> : students){</w:t>
+        <w:t>for (Student tmp : students){</w:t>
       </w:r>
     </w:p>
     <w:p>
@@ -31132,31 +30671,7 @@
         <w:jc w:val="both"/>
       </w:pPr>
       <w:r>
-        <w:t>a+=</w:t>
-      </w:r>
-      <w:proofErr w:type="spellStart"/>
-      <w:r>
-        <w:t>tmp.getChinese</w:t>
-      </w:r>
-      <w:proofErr w:type="spellEnd"/>
-      <w:r>
-        <w:t>();b+=</w:t>
-      </w:r>
-      <w:proofErr w:type="spellStart"/>
-      <w:r>
-        <w:t>tmp.getMath</w:t>
-      </w:r>
-      <w:proofErr w:type="spellEnd"/>
-      <w:r>
-        <w:t>();c+=</w:t>
-      </w:r>
-      <w:proofErr w:type="spellStart"/>
-      <w:r>
-        <w:t>tmp.getEnglish</w:t>
-      </w:r>
-      <w:proofErr w:type="spellEnd"/>
-      <w:r>
-        <w:t>();</w:t>
+        <w:t>a+=tmp.getChinese();b+=tmp.getMath();c+=tmp.getEnglish();</w:t>
       </w:r>
     </w:p>
     <w:p>
@@ -31165,23 +30680,7 @@
         <w:jc w:val="both"/>
       </w:pPr>
       <w:r>
-        <w:t>if (</w:t>
-      </w:r>
-      <w:proofErr w:type="spellStart"/>
-      <w:r>
-        <w:t>tmp.getChinese</w:t>
-      </w:r>
-      <w:proofErr w:type="spellEnd"/>
-      <w:r>
-        <w:t>()&gt;=60){</w:t>
-      </w:r>
-      <w:proofErr w:type="spellStart"/>
-      <w:r>
-        <w:t>cntA</w:t>
-      </w:r>
-      <w:proofErr w:type="spellEnd"/>
-      <w:r>
-        <w:t>++;}</w:t>
+        <w:t>if (tmp.getChinese()&gt;=60){cntA++;}</w:t>
       </w:r>
     </w:p>
     <w:p>
@@ -31190,23 +30689,7 @@
         <w:jc w:val="both"/>
       </w:pPr>
       <w:r>
-        <w:t>if (</w:t>
-      </w:r>
-      <w:proofErr w:type="spellStart"/>
-      <w:r>
-        <w:t>tmp.getMath</w:t>
-      </w:r>
-      <w:proofErr w:type="spellEnd"/>
-      <w:r>
-        <w:t>()&gt;=60){</w:t>
-      </w:r>
-      <w:proofErr w:type="spellStart"/>
-      <w:r>
-        <w:t>cntB</w:t>
-      </w:r>
-      <w:proofErr w:type="spellEnd"/>
-      <w:r>
-        <w:t>++;}</w:t>
+        <w:t>if (tmp.getMath()&gt;=60){cntB++;}</w:t>
       </w:r>
     </w:p>
     <w:p>
@@ -31215,23 +30698,7 @@
         <w:jc w:val="both"/>
       </w:pPr>
       <w:r>
-        <w:t>if (</w:t>
-      </w:r>
-      <w:proofErr w:type="spellStart"/>
-      <w:r>
-        <w:t>tmp.getEnglish</w:t>
-      </w:r>
-      <w:proofErr w:type="spellEnd"/>
-      <w:r>
-        <w:t>()&gt;=60){</w:t>
-      </w:r>
-      <w:proofErr w:type="spellStart"/>
-      <w:r>
-        <w:t>cntC</w:t>
-      </w:r>
-      <w:proofErr w:type="spellEnd"/>
-      <w:r>
-        <w:t>++;}}</w:t>
+        <w:t>if (tmp.getEnglish()&gt;=60){cntC++;}}</w:t>
       </w:r>
     </w:p>
     <w:p>
@@ -31249,15 +30716,7 @@
         <w:jc w:val="both"/>
       </w:pPr>
       <w:r>
-        <w:t>data[0] = a/</w:t>
-      </w:r>
-      <w:proofErr w:type="spellStart"/>
-      <w:r>
-        <w:t>students.size</w:t>
-      </w:r>
-      <w:proofErr w:type="spellEnd"/>
-      <w:r>
-        <w:t>();</w:t>
+        <w:t>data[0] = a/students.size();</w:t>
       </w:r>
     </w:p>
     <w:p>
@@ -31266,15 +30725,7 @@
         <w:jc w:val="both"/>
       </w:pPr>
       <w:r>
-        <w:t>data[1] = b/</w:t>
-      </w:r>
-      <w:proofErr w:type="spellStart"/>
-      <w:r>
-        <w:t>students.size</w:t>
-      </w:r>
-      <w:proofErr w:type="spellEnd"/>
-      <w:r>
-        <w:t>();</w:t>
+        <w:t>data[1] = b/students.size();</w:t>
       </w:r>
     </w:p>
     <w:p>
@@ -31283,15 +30734,7 @@
         <w:jc w:val="both"/>
       </w:pPr>
       <w:r>
-        <w:t>data[2] = c/</w:t>
-      </w:r>
-      <w:proofErr w:type="spellStart"/>
-      <w:r>
-        <w:t>students.size</w:t>
-      </w:r>
-      <w:proofErr w:type="spellEnd"/>
-      <w:r>
-        <w:t>();</w:t>
+        <w:t>data[2] = c/students.size();</w:t>
       </w:r>
     </w:p>
     <w:p>
@@ -31300,23 +30743,7 @@
         <w:jc w:val="both"/>
       </w:pPr>
       <w:r>
-        <w:t xml:space="preserve">data[3] = (float) </w:t>
-      </w:r>
-      <w:proofErr w:type="spellStart"/>
-      <w:r>
-        <w:t>cntA</w:t>
-      </w:r>
-      <w:proofErr w:type="spellEnd"/>
-      <w:r>
-        <w:t>/</w:t>
-      </w:r>
-      <w:proofErr w:type="spellStart"/>
-      <w:r>
-        <w:t>students.size</w:t>
-      </w:r>
-      <w:proofErr w:type="spellEnd"/>
-      <w:r>
-        <w:t>()*100;</w:t>
+        <w:t>data[3] = (float) cntA/students.size()*100;</w:t>
       </w:r>
     </w:p>
     <w:p>
@@ -31325,23 +30752,7 @@
         <w:jc w:val="both"/>
       </w:pPr>
       <w:r>
-        <w:t xml:space="preserve">data[4] = (float) </w:t>
-      </w:r>
-      <w:proofErr w:type="spellStart"/>
-      <w:r>
-        <w:t>cntB</w:t>
-      </w:r>
-      <w:proofErr w:type="spellEnd"/>
-      <w:r>
-        <w:t>/</w:t>
-      </w:r>
-      <w:proofErr w:type="spellStart"/>
-      <w:r>
-        <w:t>students.size</w:t>
-      </w:r>
-      <w:proofErr w:type="spellEnd"/>
-      <w:r>
-        <w:t>()*100;</w:t>
+        <w:t>data[4] = (float) cntB/students.size()*100;</w:t>
       </w:r>
     </w:p>
     <w:p>
@@ -31350,23 +30761,7 @@
         <w:jc w:val="both"/>
       </w:pPr>
       <w:r>
-        <w:t xml:space="preserve">data[5] = (float) </w:t>
-      </w:r>
-      <w:proofErr w:type="spellStart"/>
-      <w:r>
-        <w:t>cntC</w:t>
-      </w:r>
-      <w:proofErr w:type="spellEnd"/>
-      <w:r>
-        <w:t>/</w:t>
-      </w:r>
-      <w:proofErr w:type="spellStart"/>
-      <w:r>
-        <w:t>students.size</w:t>
-      </w:r>
-      <w:proofErr w:type="spellEnd"/>
-      <w:r>
-        <w:t>()*100;</w:t>
+        <w:t>data[5] = (float) cntC/students.size()*100;</w:t>
       </w:r>
     </w:p>
     <w:p>
@@ -31374,21 +30769,8 @@
         <w:ind w:firstLine="480"/>
         <w:jc w:val="both"/>
       </w:pPr>
-      <w:proofErr w:type="spellStart"/>
-      <w:r>
-        <w:t>model.addAttribute</w:t>
-      </w:r>
-      <w:proofErr w:type="spellEnd"/>
-      <w:r>
-        <w:t>("</w:t>
-      </w:r>
-      <w:proofErr w:type="spellStart"/>
-      <w:r>
-        <w:t>da",data</w:t>
-      </w:r>
-      <w:proofErr w:type="spellEnd"/>
-      <w:r>
-        <w:t>);</w:t>
+      <w:r>
+        <w:t>model.addAttribute("da",data);</w:t>
       </w:r>
     </w:p>
     <w:p>
@@ -31529,7 +30911,7 @@
                     </pic:cNvPicPr>
                   </pic:nvPicPr>
                   <pic:blipFill>
-                    <a:blip r:embed="rId52"/>
+                    <a:blip r:embed="rId43"/>
                     <a:stretch>
                       <a:fillRect/>
                     </a:stretch>
@@ -31605,15 +30987,7 @@
         <w:jc w:val="both"/>
       </w:pPr>
       <w:r>
-        <w:t xml:space="preserve">let </w:t>
-      </w:r>
-      <w:proofErr w:type="spellStart"/>
-      <w:r>
-        <w:t>weekCourse</w:t>
-      </w:r>
-      <w:proofErr w:type="spellEnd"/>
-      <w:r>
-        <w:t xml:space="preserve"> = [</w:t>
+        <w:t>let weekCourse = [</w:t>
       </w:r>
     </w:p>
     <w:p>
@@ -31673,15 +31047,7 @@
         <w:jc w:val="both"/>
       </w:pPr>
       <w:r>
-        <w:t xml:space="preserve">          </w:t>
-      </w:r>
-      <w:proofErr w:type="spellStart"/>
-      <w:r>
-        <w:t>startTime</w:t>
-      </w:r>
-      <w:proofErr w:type="spellEnd"/>
-      <w:r>
-        <w:t>: "08:00", //</w:t>
+        <w:t xml:space="preserve">          startTime: "08:00", //</w:t>
       </w:r>
       <w:r>
         <w:t>开始时间</w:t>
@@ -31694,15 +31060,7 @@
         <w:jc w:val="both"/>
       </w:pPr>
       <w:r>
-        <w:t xml:space="preserve">          </w:t>
-      </w:r>
-      <w:proofErr w:type="spellStart"/>
-      <w:r>
-        <w:t>endTime</w:t>
-      </w:r>
-      <w:proofErr w:type="spellEnd"/>
-      <w:r>
-        <w:t>: "09:30", //</w:t>
+        <w:t xml:space="preserve">          endTime: "09:30", //</w:t>
       </w:r>
       <w:r>
         <w:t>结束时间</w:t>
@@ -31868,11 +31226,9 @@
         <w:lastRenderedPageBreak/>
         <w:t>后使用</w:t>
       </w:r>
-      <w:proofErr w:type="spellStart"/>
       <w:r>
         <w:t>echart</w:t>
       </w:r>
-      <w:proofErr w:type="spellEnd"/>
       <w:r>
         <w:t>将数据进行可视化渲染。页面的实现图如图</w:t>
       </w:r>
@@ -31913,7 +31269,7 @@
                     </pic:cNvPicPr>
                   </pic:nvPicPr>
                   <pic:blipFill>
-                    <a:blip r:embed="rId53"/>
+                    <a:blip r:embed="rId44"/>
                     <a:stretch>
                       <a:fillRect/>
                     </a:stretch>
@@ -31987,15 +31343,7 @@
         <w:jc w:val="both"/>
       </w:pPr>
       <w:r>
-        <w:t xml:space="preserve">async function </w:t>
-      </w:r>
-      <w:proofErr w:type="spellStart"/>
-      <w:r>
-        <w:t>openChart</w:t>
-      </w:r>
-      <w:proofErr w:type="spellEnd"/>
-      <w:r>
-        <w:t>() {</w:t>
+        <w:t>async function openChart() {</w:t>
       </w:r>
     </w:p>
     <w:p>
@@ -32013,23 +31361,7 @@
         <w:jc w:val="both"/>
       </w:pPr>
       <w:r>
-        <w:t xml:space="preserve">  let </w:t>
-      </w:r>
-      <w:proofErr w:type="spellStart"/>
-      <w:r>
-        <w:t>xAxis</w:t>
-      </w:r>
-      <w:proofErr w:type="spellEnd"/>
-      <w:r>
-        <w:t xml:space="preserve"> = </w:t>
-      </w:r>
-      <w:proofErr w:type="spellStart"/>
-      <w:r>
-        <w:t>roomList.value.map</w:t>
-      </w:r>
-      <w:proofErr w:type="spellEnd"/>
-      <w:r>
-        <w:t>((item) =&gt; item.name);</w:t>
+        <w:t xml:space="preserve">  let xAxis = roomList.value.map((item) =&gt; item.name);</w:t>
       </w:r>
     </w:p>
     <w:p>
@@ -32038,15 +31370,7 @@
         <w:jc w:val="both"/>
       </w:pPr>
       <w:r>
-        <w:t xml:space="preserve">  let </w:t>
-      </w:r>
-      <w:proofErr w:type="spellStart"/>
-      <w:r>
-        <w:t>yAxisTotal</w:t>
-      </w:r>
-      <w:proofErr w:type="spellEnd"/>
-      <w:r>
-        <w:t xml:space="preserve"> = [];</w:t>
+        <w:t xml:space="preserve">  let yAxisTotal = [];</w:t>
       </w:r>
     </w:p>
     <w:p>
@@ -32055,15 +31379,7 @@
         <w:jc w:val="both"/>
       </w:pPr>
       <w:r>
-        <w:t xml:space="preserve">  let </w:t>
-      </w:r>
-      <w:proofErr w:type="spellStart"/>
-      <w:r>
-        <w:t>yAxisAbnormal</w:t>
-      </w:r>
-      <w:proofErr w:type="spellEnd"/>
-      <w:r>
-        <w:t xml:space="preserve"> = [];</w:t>
+        <w:t xml:space="preserve">  let yAxisAbnormal = [];</w:t>
       </w:r>
     </w:p>
     <w:p>
@@ -32072,15 +31388,7 @@
         <w:jc w:val="both"/>
       </w:pPr>
       <w:r>
-        <w:t xml:space="preserve">  let </w:t>
-      </w:r>
-      <w:proofErr w:type="spellStart"/>
-      <w:r>
-        <w:t>yAxisRate</w:t>
-      </w:r>
-      <w:proofErr w:type="spellEnd"/>
-      <w:r>
-        <w:t xml:space="preserve"> = [];</w:t>
+        <w:t xml:space="preserve">  let yAxisRate = [];</w:t>
       </w:r>
     </w:p>
     <w:p>
@@ -32089,15 +31397,7 @@
         <w:jc w:val="both"/>
       </w:pPr>
       <w:r>
-        <w:t xml:space="preserve">  await </w:t>
-      </w:r>
-      <w:proofErr w:type="spellStart"/>
-      <w:r>
-        <w:t>roomList.value.forEach</w:t>
-      </w:r>
-      <w:proofErr w:type="spellEnd"/>
-      <w:r>
-        <w:t>(async (item) =&gt; {</w:t>
+        <w:t xml:space="preserve">  await roomList.value.forEach(async (item) =&gt; {</w:t>
       </w:r>
     </w:p>
     <w:p>
@@ -32106,31 +31406,7 @@
         <w:jc w:val="both"/>
       </w:pPr>
       <w:r>
-        <w:t xml:space="preserve">    </w:t>
-      </w:r>
-      <w:proofErr w:type="spellStart"/>
-      <w:r>
-        <w:t>yAxisTotal</w:t>
-      </w:r>
-      <w:proofErr w:type="spellEnd"/>
-      <w:r>
-        <w:t xml:space="preserve"> =[...</w:t>
-      </w:r>
-      <w:proofErr w:type="spellStart"/>
-      <w:r>
-        <w:t>yAxisTotal</w:t>
-      </w:r>
-      <w:proofErr w:type="spellEnd"/>
-      <w:r>
-        <w:t xml:space="preserve">, </w:t>
-      </w:r>
-      <w:proofErr w:type="spellStart"/>
-      <w:r>
-        <w:t>archivesList.value.filter</w:t>
-      </w:r>
-      <w:proofErr w:type="spellEnd"/>
-      <w:r>
-        <w:t>((item1) =&gt; item1.classId == item.id).length]</w:t>
+        <w:t xml:space="preserve">    yAxisTotal =[...yAxisTotal, archivesList.value.filter((item1) =&gt; item1.classId == item.id).length]</w:t>
       </w:r>
     </w:p>
     <w:p>
@@ -32139,39 +31415,7 @@
         <w:jc w:val="both"/>
       </w:pPr>
       <w:r>
-        <w:t xml:space="preserve">    </w:t>
-      </w:r>
-      <w:proofErr w:type="spellStart"/>
-      <w:r>
-        <w:t>yAxisAbnormal</w:t>
-      </w:r>
-      <w:proofErr w:type="spellEnd"/>
-      <w:r>
-        <w:t xml:space="preserve"> = [...</w:t>
-      </w:r>
-      <w:proofErr w:type="spellStart"/>
-      <w:r>
-        <w:t>yAxisAbnormal,attendances.filter</w:t>
-      </w:r>
-      <w:proofErr w:type="spellEnd"/>
-      <w:r>
-        <w:t>(</w:t>
-      </w:r>
-      <w:proofErr w:type="spellStart"/>
-      <w:r>
-        <w:t>i</w:t>
-      </w:r>
-      <w:proofErr w:type="spellEnd"/>
-      <w:r>
-        <w:t>=&gt;</w:t>
-      </w:r>
-      <w:proofErr w:type="spellStart"/>
-      <w:r>
-        <w:t>i.classId</w:t>
-      </w:r>
-      <w:proofErr w:type="spellEnd"/>
-      <w:r>
-        <w:t xml:space="preserve"> == item.id).length]</w:t>
+        <w:t xml:space="preserve">    yAxisAbnormal = [...yAxisAbnormal,attendances.filter(i=&gt;i.classId == item.id).length]</w:t>
       </w:r>
     </w:p>
     <w:p>
@@ -32189,15 +31433,7 @@
         <w:jc w:val="both"/>
       </w:pPr>
       <w:r>
-        <w:t xml:space="preserve">await </w:t>
-      </w:r>
-      <w:proofErr w:type="spellStart"/>
-      <w:r>
-        <w:t>yAxisTotal.forEach</w:t>
-      </w:r>
-      <w:proofErr w:type="spellEnd"/>
-      <w:r>
-        <w:t>(async (item, index) =&gt; {</w:t>
+        <w:t>await yAxisTotal.forEach(async (item, index) =&gt; {</w:t>
       </w:r>
     </w:p>
     <w:p>
@@ -32205,37 +31441,8 @@
         <w:ind w:firstLineChars="400" w:firstLine="960"/>
         <w:jc w:val="both"/>
       </w:pPr>
-      <w:proofErr w:type="spellStart"/>
-      <w:r>
-        <w:t>yAxisRate</w:t>
-      </w:r>
-      <w:proofErr w:type="spellEnd"/>
-      <w:r>
-        <w:t xml:space="preserve"> = [...</w:t>
-      </w:r>
-      <w:proofErr w:type="spellStart"/>
-      <w:r>
-        <w:t>yAxisRate</w:t>
-      </w:r>
-      <w:proofErr w:type="spellEnd"/>
-      <w:r>
-        <w:t>, ((</w:t>
-      </w:r>
-      <w:proofErr w:type="spellStart"/>
-      <w:r>
-        <w:t>yAxisAbnormal</w:t>
-      </w:r>
-      <w:proofErr w:type="spellEnd"/>
-      <w:r>
-        <w:t>[index] / item) * 100).</w:t>
-      </w:r>
-      <w:proofErr w:type="spellStart"/>
-      <w:r>
-        <w:t>toFixed</w:t>
-      </w:r>
-      <w:proofErr w:type="spellEnd"/>
-      <w:r>
-        <w:t>(2)]</w:t>
+      <w:r>
+        <w:t>yAxisRate = [...yAxisRate, ((yAxisAbnormal[index] / item) * 100).toFixed(2)]</w:t>
       </w:r>
     </w:p>
     <w:p>
@@ -32252,13 +31459,8 @@
         <w:ind w:firstLine="480"/>
         <w:jc w:val="both"/>
       </w:pPr>
-      <w:proofErr w:type="spellStart"/>
-      <w:r>
-        <w:t>openEchart.value</w:t>
-      </w:r>
-      <w:proofErr w:type="spellEnd"/>
-      <w:r>
-        <w:t xml:space="preserve"> = true;</w:t>
+      <w:r>
+        <w:t>openEchart.value = true;</w:t>
       </w:r>
     </w:p>
     <w:p>
@@ -32267,15 +31469,7 @@
         <w:jc w:val="both"/>
       </w:pPr>
       <w:r>
-        <w:t xml:space="preserve">  await </w:t>
-      </w:r>
-      <w:proofErr w:type="spellStart"/>
-      <w:r>
-        <w:t>nextTick</w:t>
-      </w:r>
-      <w:proofErr w:type="spellEnd"/>
-      <w:r>
-        <w:t>();</w:t>
+        <w:t xml:space="preserve">  await nextTick();</w:t>
       </w:r>
     </w:p>
     <w:p>
@@ -32285,31 +31479,7 @@
         <w:jc w:val="both"/>
       </w:pPr>
       <w:r>
-        <w:t xml:space="preserve">  </w:t>
-      </w:r>
-      <w:proofErr w:type="spellStart"/>
-      <w:r>
-        <w:t>chartInstance</w:t>
-      </w:r>
-      <w:proofErr w:type="spellEnd"/>
-      <w:r>
-        <w:t xml:space="preserve"> = </w:t>
-      </w:r>
-      <w:proofErr w:type="spellStart"/>
-      <w:r>
-        <w:t>echarts.init</w:t>
-      </w:r>
-      <w:proofErr w:type="spellEnd"/>
-      <w:r>
-        <w:t>(</w:t>
-      </w:r>
-      <w:proofErr w:type="spellStart"/>
-      <w:r>
-        <w:t>chartDom.value</w:t>
-      </w:r>
-      <w:proofErr w:type="spellEnd"/>
-      <w:r>
-        <w:t>);</w:t>
+        <w:t xml:space="preserve">  chartInstance = echarts.init(chartDom.value);</w:t>
       </w:r>
     </w:p>
     <w:p>
@@ -32410,7 +31580,7 @@
                     </pic:cNvPicPr>
                   </pic:nvPicPr>
                   <pic:blipFill>
-                    <a:blip r:embed="rId54"/>
+                    <a:blip r:embed="rId45"/>
                     <a:stretch>
                       <a:fillRect/>
                     </a:stretch>
@@ -32478,29 +31648,8 @@
         <w:ind w:firstLine="480"/>
         <w:jc w:val="both"/>
       </w:pPr>
-      <w:proofErr w:type="spellStart"/>
-      <w:r>
-        <w:t>LambdaQueryWrapper</w:t>
-      </w:r>
-      <w:proofErr w:type="spellEnd"/>
-      <w:r>
-        <w:t>&lt;</w:t>
-      </w:r>
-      <w:proofErr w:type="spellStart"/>
-      <w:r>
-        <w:t>Jiangchen</w:t>
-      </w:r>
-      <w:proofErr w:type="spellEnd"/>
-      <w:r>
-        <w:t xml:space="preserve">&gt; jiang= new </w:t>
-      </w:r>
-      <w:proofErr w:type="spellStart"/>
-      <w:r>
-        <w:t>LambdaQueryWrapper</w:t>
-      </w:r>
-      <w:proofErr w:type="spellEnd"/>
-      <w:r>
-        <w:t>&lt;&gt;();</w:t>
+      <w:r>
+        <w:t>LambdaQueryWrapper&lt;Jiangchen&gt; jiang= new LambdaQueryWrapper&lt;&gt;();</w:t>
       </w:r>
     </w:p>
     <w:p>
@@ -32508,29 +31657,8 @@
         <w:ind w:firstLine="480"/>
         <w:jc w:val="both"/>
       </w:pPr>
-      <w:proofErr w:type="spellStart"/>
-      <w:r>
-        <w:t>jiang.eq</w:t>
-      </w:r>
-      <w:proofErr w:type="spellEnd"/>
-      <w:r>
-        <w:t>(</w:t>
-      </w:r>
-      <w:proofErr w:type="spellStart"/>
-      <w:r>
-        <w:t>ObjectUtils.isEmpty</w:t>
-      </w:r>
-      <w:proofErr w:type="spellEnd"/>
-      <w:r>
-        <w:t>(name),Dish::</w:t>
-      </w:r>
-      <w:proofErr w:type="spellStart"/>
-      <w:r>
-        <w:t>getName,name</w:t>
-      </w:r>
-      <w:proofErr w:type="spellEnd"/>
-      <w:r>
-        <w:t>);</w:t>
+      <w:r>
+        <w:t>jiang.eq(ObjectUtils.isEmpty(name),Dish::getName,name);</w:t>
       </w:r>
     </w:p>
     <w:p>
@@ -32538,21 +31666,8 @@
         <w:ind w:firstLine="480"/>
         <w:jc w:val="both"/>
       </w:pPr>
-      <w:proofErr w:type="spellStart"/>
-      <w:r>
-        <w:t>jiang.eq</w:t>
-      </w:r>
-      <w:proofErr w:type="spellEnd"/>
-      <w:r>
-        <w:t>(</w:t>
-      </w:r>
-      <w:proofErr w:type="spellStart"/>
-      <w:r>
-        <w:t>Jiangchen</w:t>
-      </w:r>
-      <w:proofErr w:type="spellEnd"/>
-      <w:r>
-        <w:t>::getStatus,1);</w:t>
+      <w:r>
+        <w:t>jiang.eq(Jiangchen::getStatus,1);</w:t>
       </w:r>
     </w:p>
     <w:p>
@@ -32561,31 +31676,7 @@
         <w:jc w:val="both"/>
       </w:pPr>
       <w:r>
-        <w:t xml:space="preserve">List&lt;jiang&gt; </w:t>
-      </w:r>
-      <w:proofErr w:type="spellStart"/>
-      <w:r>
-        <w:t>dishList</w:t>
-      </w:r>
-      <w:proofErr w:type="spellEnd"/>
-      <w:r>
-        <w:t xml:space="preserve"> = </w:t>
-      </w:r>
-      <w:proofErr w:type="spellStart"/>
-      <w:r>
-        <w:t>dishService.list</w:t>
-      </w:r>
-      <w:proofErr w:type="spellEnd"/>
-      <w:r>
-        <w:t>(</w:t>
-      </w:r>
-      <w:proofErr w:type="spellStart"/>
-      <w:r>
-        <w:t>dishWrapper</w:t>
-      </w:r>
-      <w:proofErr w:type="spellEnd"/>
-      <w:r>
-        <w:t>);</w:t>
+        <w:t>List&lt;jiang&gt; dishList = dishService.list(dishWrapper);</w:t>
       </w:r>
     </w:p>
     <w:p>
@@ -32602,21 +31693,8 @@
         <w:ind w:firstLine="480"/>
         <w:jc w:val="both"/>
       </w:pPr>
-      <w:proofErr w:type="spellStart"/>
-      <w:r>
-        <w:t>res.put</w:t>
-      </w:r>
-      <w:proofErr w:type="spellEnd"/>
-      <w:r>
-        <w:t>("dish",</w:t>
-      </w:r>
-      <w:proofErr w:type="spellStart"/>
-      <w:r>
-        <w:t>dishList</w:t>
-      </w:r>
-      <w:proofErr w:type="spellEnd"/>
-      <w:r>
-        <w:t>);</w:t>
+      <w:r>
+        <w:t>res.put("dish",dishList);</w:t>
       </w:r>
     </w:p>
     <w:p>
@@ -32625,15 +31703,7 @@
         <w:jc w:val="both"/>
       </w:pPr>
       <w:r>
-        <w:t xml:space="preserve">return </w:t>
-      </w:r>
-      <w:proofErr w:type="spellStart"/>
-      <w:r>
-        <w:t>Result.success</w:t>
-      </w:r>
-      <w:proofErr w:type="spellEnd"/>
-      <w:r>
-        <w:t>(res);</w:t>
+        <w:t>return Result.success(res);</w:t>
       </w:r>
     </w:p>
     <w:p>
@@ -32697,11 +31767,9 @@
       <w:r>
         <w:t>数据看板：通过发送不同的数据请求，然后获取到数据列表之后，通过</w:t>
       </w:r>
-      <w:proofErr w:type="spellStart"/>
       <w:r>
         <w:t>echart</w:t>
       </w:r>
-      <w:proofErr w:type="spellEnd"/>
       <w:r>
         <w:t>进行数据渲染。数据看板的实现图如图</w:t>
       </w:r>
@@ -32743,7 +31811,7 @@
                     </pic:cNvPicPr>
                   </pic:nvPicPr>
                   <pic:blipFill>
-                    <a:blip r:embed="rId55"/>
+                    <a:blip r:embed="rId46"/>
                     <a:stretch>
                       <a:fillRect/>
                     </a:stretch>
@@ -32816,29 +31884,8 @@
         <w:ind w:firstLine="480"/>
         <w:jc w:val="both"/>
       </w:pPr>
-      <w:proofErr w:type="spellStart"/>
-      <w:r>
-        <w:t>chartInstance</w:t>
-      </w:r>
-      <w:proofErr w:type="spellEnd"/>
-      <w:r>
-        <w:t xml:space="preserve"> = </w:t>
-      </w:r>
-      <w:proofErr w:type="spellStart"/>
-      <w:r>
-        <w:t>echarts.init</w:t>
-      </w:r>
-      <w:proofErr w:type="spellEnd"/>
-      <w:r>
-        <w:t>(</w:t>
-      </w:r>
-      <w:proofErr w:type="spellStart"/>
-      <w:r>
-        <w:t>chartDom.value</w:t>
-      </w:r>
-      <w:proofErr w:type="spellEnd"/>
-      <w:r>
-        <w:t>);</w:t>
+      <w:r>
+        <w:t>chartInstance = echarts.init(chartDom.value);</w:t>
       </w:r>
     </w:p>
     <w:p>
@@ -32847,15 +31894,7 @@
         <w:jc w:val="both"/>
       </w:pPr>
       <w:r>
-        <w:t xml:space="preserve">  await </w:t>
-      </w:r>
-      <w:proofErr w:type="spellStart"/>
-      <w:r>
-        <w:t>listArchives</w:t>
-      </w:r>
-      <w:proofErr w:type="spellEnd"/>
-      <w:r>
-        <w:t>().then((res) =&gt; {</w:t>
+        <w:t xml:space="preserve">  await listArchives().then((res) =&gt; {</w:t>
       </w:r>
     </w:p>
     <w:p>
@@ -32864,23 +31903,7 @@
         <w:jc w:val="both"/>
       </w:pPr>
       <w:r>
-        <w:t xml:space="preserve">    </w:t>
-      </w:r>
-      <w:proofErr w:type="spellStart"/>
-      <w:r>
-        <w:t>archives.value</w:t>
-      </w:r>
-      <w:proofErr w:type="spellEnd"/>
-      <w:r>
-        <w:t xml:space="preserve"> = </w:t>
-      </w:r>
-      <w:proofErr w:type="spellStart"/>
-      <w:r>
-        <w:t>res.rows</w:t>
-      </w:r>
-      <w:proofErr w:type="spellEnd"/>
-      <w:r>
-        <w:t>;</w:t>
+        <w:t xml:space="preserve">    archives.value = res.rows;</w:t>
       </w:r>
     </w:p>
     <w:p>
@@ -32897,13 +31920,8 @@
         <w:ind w:firstLine="480"/>
         <w:jc w:val="both"/>
       </w:pPr>
-      <w:proofErr w:type="spellStart"/>
-      <w:r>
-        <w:t>listRoom</w:t>
-      </w:r>
-      <w:proofErr w:type="spellEnd"/>
-      <w:r>
-        <w:t>().then(async (res) =&gt; {</w:t>
+      <w:r>
+        <w:t>listRoom().then(async (res) =&gt; {</w:t>
       </w:r>
     </w:p>
     <w:p>
@@ -32912,23 +31930,7 @@
         <w:jc w:val="both"/>
       </w:pPr>
       <w:r>
-        <w:t xml:space="preserve">    </w:t>
-      </w:r>
-      <w:proofErr w:type="spellStart"/>
-      <w:r>
-        <w:t>rooms.value</w:t>
-      </w:r>
-      <w:proofErr w:type="spellEnd"/>
-      <w:r>
-        <w:t xml:space="preserve"> = </w:t>
-      </w:r>
-      <w:proofErr w:type="spellStart"/>
-      <w:r>
-        <w:t>res.rows</w:t>
-      </w:r>
-      <w:proofErr w:type="spellEnd"/>
-      <w:r>
-        <w:t>;</w:t>
+        <w:t xml:space="preserve">    rooms.value = res.rows;</w:t>
       </w:r>
     </w:p>
     <w:p>
@@ -32937,23 +31939,7 @@
         <w:jc w:val="both"/>
       </w:pPr>
       <w:r>
-        <w:t xml:space="preserve">    </w:t>
-      </w:r>
-      <w:proofErr w:type="spellStart"/>
-      <w:r>
-        <w:t>xAxisData.value</w:t>
-      </w:r>
-      <w:proofErr w:type="spellEnd"/>
-      <w:r>
-        <w:t xml:space="preserve"> = </w:t>
-      </w:r>
-      <w:proofErr w:type="spellStart"/>
-      <w:r>
-        <w:t>res.rows.map</w:t>
-      </w:r>
-      <w:proofErr w:type="spellEnd"/>
-      <w:r>
-        <w:t>(  (item) =&gt; item.name);</w:t>
+        <w:t xml:space="preserve">    xAxisData.value = res.rows.map(  (item) =&gt; item.name);</w:t>
       </w:r>
     </w:p>
     <w:p>
@@ -32962,15 +31948,7 @@
         <w:jc w:val="both"/>
       </w:pPr>
       <w:r>
-        <w:t xml:space="preserve">    await </w:t>
-      </w:r>
-      <w:proofErr w:type="spellStart"/>
-      <w:r>
-        <w:t>res.rows.forEach</w:t>
-      </w:r>
-      <w:proofErr w:type="spellEnd"/>
-      <w:r>
-        <w:t>((item) =&gt; {</w:t>
+        <w:t xml:space="preserve">    await res.rows.forEach((item) =&gt; {</w:t>
       </w:r>
     </w:p>
     <w:p>
@@ -32979,31 +31957,7 @@
         <w:jc w:val="both"/>
       </w:pPr>
       <w:r>
-        <w:t xml:space="preserve">      </w:t>
-      </w:r>
-      <w:proofErr w:type="spellStart"/>
-      <w:r>
-        <w:t>yAxisData.value.push</w:t>
-      </w:r>
-      <w:proofErr w:type="spellEnd"/>
-      <w:r>
-        <w:t>(</w:t>
-      </w:r>
-      <w:proofErr w:type="spellStart"/>
-      <w:r>
-        <w:t>archives.value.filter</w:t>
-      </w:r>
-      <w:proofErr w:type="spellEnd"/>
-      <w:r>
-        <w:t xml:space="preserve">((archive) =&gt; </w:t>
-      </w:r>
-      <w:proofErr w:type="spellStart"/>
-      <w:r>
-        <w:t>archive.classId</w:t>
-      </w:r>
-      <w:proofErr w:type="spellEnd"/>
-      <w:r>
-        <w:t xml:space="preserve"> == item.id).length);</w:t>
+        <w:t xml:space="preserve">      yAxisData.value.push(archives.value.filter((archive) =&gt; archive.classId == item.id).length);</w:t>
       </w:r>
     </w:p>
     <w:p>
@@ -33029,13 +31983,8 @@
         <w:ind w:firstLine="480"/>
         <w:jc w:val="both"/>
       </w:pPr>
-      <w:proofErr w:type="spellStart"/>
-      <w:r>
-        <w:t>listActivity</w:t>
-      </w:r>
-      <w:proofErr w:type="spellEnd"/>
-      <w:r>
-        <w:t>().then((res) =&gt; {</w:t>
+      <w:r>
+        <w:t>listActivity().then((res) =&gt; {</w:t>
       </w:r>
     </w:p>
     <w:p>
@@ -33044,23 +31993,7 @@
         <w:jc w:val="both"/>
       </w:pPr>
       <w:r>
-        <w:t xml:space="preserve">    </w:t>
-      </w:r>
-      <w:proofErr w:type="spellStart"/>
-      <w:r>
-        <w:t>activitys.value</w:t>
-      </w:r>
-      <w:proofErr w:type="spellEnd"/>
-      <w:r>
-        <w:t xml:space="preserve"> = </w:t>
-      </w:r>
-      <w:proofErr w:type="spellStart"/>
-      <w:r>
-        <w:t>res.rows</w:t>
-      </w:r>
-      <w:proofErr w:type="spellEnd"/>
-      <w:r>
-        <w:t>;</w:t>
+        <w:t xml:space="preserve">    activitys.value = res.rows;</w:t>
       </w:r>
     </w:p>
     <w:p>
@@ -33078,15 +32011,7 @@
         <w:jc w:val="both"/>
       </w:pPr>
       <w:r>
-        <w:t xml:space="preserve">await </w:t>
-      </w:r>
-      <w:proofErr w:type="spellStart"/>
-      <w:r>
-        <w:t>listCourse</w:t>
-      </w:r>
-      <w:proofErr w:type="spellEnd"/>
-      <w:r>
-        <w:t>().then(async (res) =&gt; {</w:t>
+        <w:t>await listCourse().then(async (res) =&gt; {</w:t>
       </w:r>
     </w:p>
     <w:p>
@@ -33095,23 +32020,7 @@
         <w:jc w:val="both"/>
       </w:pPr>
       <w:r>
-        <w:t xml:space="preserve">    </w:t>
-      </w:r>
-      <w:proofErr w:type="spellStart"/>
-      <w:r>
-        <w:t>courses.value</w:t>
-      </w:r>
-      <w:proofErr w:type="spellEnd"/>
-      <w:r>
-        <w:t xml:space="preserve"> = </w:t>
-      </w:r>
-      <w:proofErr w:type="spellStart"/>
-      <w:r>
-        <w:t>res.rows</w:t>
-      </w:r>
-      <w:proofErr w:type="spellEnd"/>
-      <w:r>
-        <w:t>;</w:t>
+        <w:t xml:space="preserve">    courses.value = res.rows;</w:t>
       </w:r>
     </w:p>
     <w:p>
@@ -33120,15 +32029,7 @@
         <w:jc w:val="both"/>
       </w:pPr>
       <w:r>
-        <w:t xml:space="preserve">    </w:t>
-      </w:r>
-      <w:proofErr w:type="spellStart"/>
-      <w:r>
-        <w:t>init</w:t>
-      </w:r>
-      <w:proofErr w:type="spellEnd"/>
-      <w:r>
-        <w:t>();</w:t>
+        <w:t xml:space="preserve">    init();</w:t>
       </w:r>
     </w:p>
     <w:p>
@@ -33206,11 +32107,9 @@
         <w:lastRenderedPageBreak/>
         <w:t>前用户是否登录，如果未登录则强制跳转到登录页面，登录页面，首先判断当前用户的输入是否有误，如果无误之后，点击登录按钮则通过</w:t>
       </w:r>
-      <w:proofErr w:type="spellStart"/>
       <w:r>
         <w:t>uni.request</w:t>
       </w:r>
-      <w:proofErr w:type="spellEnd"/>
       <w:r>
         <w:t>发送数据请求，携带学号与身份证后</w:t>
       </w:r>
@@ -33255,7 +32154,7 @@
                     </pic:cNvPicPr>
                   </pic:nvPicPr>
                   <pic:blipFill>
-                    <a:blip r:embed="rId56"/>
+                    <a:blip r:embed="rId47"/>
                     <a:stretch>
                       <a:fillRect/>
                     </a:stretch>
@@ -33342,15 +32241,7 @@
         <w:jc w:val="both"/>
       </w:pPr>
       <w:r>
-        <w:t xml:space="preserve">User </w:t>
-      </w:r>
-      <w:proofErr w:type="spellStart"/>
-      <w:r>
-        <w:t>queryParams</w:t>
-      </w:r>
-      <w:proofErr w:type="spellEnd"/>
-      <w:r>
-        <w:t xml:space="preserve"> = new User();</w:t>
+        <w:t>User queryParams = new User();</w:t>
       </w:r>
     </w:p>
     <w:p>
@@ -33358,21 +32249,8 @@
         <w:ind w:firstLine="480"/>
         <w:jc w:val="both"/>
       </w:pPr>
-      <w:proofErr w:type="spellStart"/>
-      <w:r>
-        <w:t>queryParams.setUserCode</w:t>
-      </w:r>
-      <w:proofErr w:type="spellEnd"/>
-      <w:r>
-        <w:t>(</w:t>
-      </w:r>
-      <w:proofErr w:type="spellStart"/>
-      <w:r>
-        <w:t>loginDTO.getUserCode</w:t>
-      </w:r>
-      <w:proofErr w:type="spellEnd"/>
-      <w:r>
-        <w:t>());</w:t>
+      <w:r>
+        <w:t>queryParams.setUserCode(loginDTO.getUserCode());</w:t>
       </w:r>
     </w:p>
     <w:p>
@@ -33393,31 +32271,7 @@
         <w:jc w:val="both"/>
       </w:pPr>
       <w:r>
-        <w:t xml:space="preserve">User </w:t>
-      </w:r>
-      <w:proofErr w:type="spellStart"/>
-      <w:r>
-        <w:t>existingUser</w:t>
-      </w:r>
-      <w:proofErr w:type="spellEnd"/>
-      <w:r>
-        <w:t xml:space="preserve"> = </w:t>
-      </w:r>
-      <w:proofErr w:type="spellStart"/>
-      <w:r>
-        <w:t>userService.findUserByCriteria</w:t>
-      </w:r>
-      <w:proofErr w:type="spellEnd"/>
-      <w:r>
-        <w:t>(</w:t>
-      </w:r>
-      <w:proofErr w:type="spellStart"/>
-      <w:r>
-        <w:t>queryParams</w:t>
-      </w:r>
-      <w:proofErr w:type="spellEnd"/>
-      <w:r>
-        <w:t>);</w:t>
+        <w:t>User existingUser = userService.findUserByCriteria(queryParams);</w:t>
       </w:r>
     </w:p>
     <w:p>
@@ -33426,15 +32280,7 @@
         <w:jc w:val="both"/>
       </w:pPr>
       <w:r>
-        <w:t>if (</w:t>
-      </w:r>
-      <w:proofErr w:type="spellStart"/>
-      <w:r>
-        <w:t>existingUser</w:t>
-      </w:r>
-      <w:proofErr w:type="spellEnd"/>
-      <w:r>
-        <w:t xml:space="preserve"> == null) {// </w:t>
+        <w:t xml:space="preserve">if (existingUser == null) {// </w:t>
       </w:r>
       <w:r>
         <w:t>用户不存在处理</w:t>
@@ -33446,23 +32292,7 @@
         <w:jc w:val="both"/>
       </w:pPr>
       <w:r>
-        <w:t xml:space="preserve">return </w:t>
-      </w:r>
-      <w:proofErr w:type="spellStart"/>
-      <w:r>
-        <w:t>Response.error</w:t>
-      </w:r>
-      <w:proofErr w:type="spellEnd"/>
-      <w:r>
-        <w:t>().code(</w:t>
-      </w:r>
-      <w:proofErr w:type="spellStart"/>
-      <w:r>
-        <w:t>AuthErrorCode.USER_NOT_FOUND</w:t>
-      </w:r>
-      <w:proofErr w:type="spellEnd"/>
-      <w:r>
-        <w:t>)</w:t>
+        <w:t>return Response.error().code(AuthErrorCode.USER_NOT_FOUND)</w:t>
       </w:r>
     </w:p>
     <w:p>
@@ -33489,23 +32319,7 @@
         <w:jc w:val="both"/>
       </w:pPr>
       <w:r>
-        <w:t xml:space="preserve">if(!BCrypt.checkpw(loginDTO.getPassword(),existingUser.getPasswordHash())) {return </w:t>
-      </w:r>
-      <w:proofErr w:type="spellStart"/>
-      <w:r>
-        <w:t>Response.error</w:t>
-      </w:r>
-      <w:proofErr w:type="spellEnd"/>
-      <w:r>
-        <w:t>().code(</w:t>
-      </w:r>
-      <w:proofErr w:type="spellStart"/>
-      <w:r>
-        <w:t>AuthErrorCode.INVALID_CREDENTIALS</w:t>
-      </w:r>
-      <w:proofErr w:type="spellEnd"/>
-      <w:r>
-        <w:t>)</w:t>
+        <w:t>if(!BCrypt.checkpw(loginDTO.getPassword(),existingUser.getPasswordHash())) {return Response.error().code(AuthErrorCode.INVALID_CREDENTIALS)</w:t>
       </w:r>
     </w:p>
     <w:p>
@@ -33532,31 +32346,7 @@
         <w:jc w:val="both"/>
       </w:pPr>
       <w:r>
-        <w:t xml:space="preserve">String </w:t>
-      </w:r>
-      <w:proofErr w:type="spellStart"/>
-      <w:r>
-        <w:t>authToken</w:t>
-      </w:r>
-      <w:proofErr w:type="spellEnd"/>
-      <w:r>
-        <w:t xml:space="preserve"> = </w:t>
-      </w:r>
-      <w:proofErr w:type="spellStart"/>
-      <w:r>
-        <w:t>JwtUtils.generateToken</w:t>
-      </w:r>
-      <w:proofErr w:type="spellEnd"/>
-      <w:r>
-        <w:t>(</w:t>
-      </w:r>
-      <w:proofErr w:type="spellStart"/>
-      <w:r>
-        <w:t>existingUser</w:t>
-      </w:r>
-      <w:proofErr w:type="spellEnd"/>
-      <w:r>
-        <w:t>);</w:t>
+        <w:t>String authToken = JwtUtils.generateToken(existingUser);</w:t>
       </w:r>
     </w:p>
     <w:p>
@@ -33564,29 +32354,8 @@
         <w:ind w:firstLine="480"/>
         <w:jc w:val="both"/>
       </w:pPr>
-      <w:proofErr w:type="spellStart"/>
-      <w:r>
-        <w:t>AuthResponse</w:t>
-      </w:r>
-      <w:proofErr w:type="spellEnd"/>
-      <w:r>
-        <w:t xml:space="preserve"> </w:t>
-      </w:r>
-      <w:proofErr w:type="spellStart"/>
-      <w:r>
-        <w:t>authResponse</w:t>
-      </w:r>
-      <w:proofErr w:type="spellEnd"/>
-      <w:r>
-        <w:t xml:space="preserve"> = new </w:t>
-      </w:r>
-      <w:proofErr w:type="spellStart"/>
-      <w:r>
-        <w:t>AuthResponse</w:t>
-      </w:r>
-      <w:proofErr w:type="spellEnd"/>
-      <w:r>
-        <w:t>(</w:t>
+      <w:r>
+        <w:t>AuthResponse authResponse = new AuthResponse(</w:t>
       </w:r>
     </w:p>
     <w:p>
@@ -33594,13 +32363,8 @@
         <w:ind w:firstLine="480"/>
         <w:jc w:val="both"/>
       </w:pPr>
-      <w:proofErr w:type="spellStart"/>
-      <w:r>
-        <w:t>existingUser.getUserId</w:t>
-      </w:r>
-      <w:proofErr w:type="spellEnd"/>
-      <w:r>
-        <w:t>(),</w:t>
+      <w:r>
+        <w:t>existingUser.getUserId(),</w:t>
       </w:r>
     </w:p>
     <w:p>
@@ -33608,13 +32372,8 @@
         <w:ind w:firstLine="480"/>
         <w:jc w:val="both"/>
       </w:pPr>
-      <w:proofErr w:type="spellStart"/>
-      <w:r>
-        <w:t>existingUser.getUsername</w:t>
-      </w:r>
-      <w:proofErr w:type="spellEnd"/>
-      <w:r>
-        <w:t>(),</w:t>
+      <w:r>
+        <w:t>existingUser.getUsername(),</w:t>
       </w:r>
     </w:p>
     <w:p>
@@ -33622,21 +32381,8 @@
         <w:ind w:firstLine="480"/>
         <w:jc w:val="both"/>
       </w:pPr>
-      <w:proofErr w:type="spellStart"/>
-      <w:r>
-        <w:t>authToken,System.currentTimeMillis</w:t>
-      </w:r>
-      <w:proofErr w:type="spellEnd"/>
-      <w:r>
-        <w:t xml:space="preserve">() + </w:t>
-      </w:r>
-      <w:proofErr w:type="spellStart"/>
-      <w:r>
-        <w:t>JwtUtils.EXPIRATION</w:t>
-      </w:r>
-      <w:proofErr w:type="spellEnd"/>
-      <w:r>
-        <w:t>);</w:t>
+      <w:r>
+        <w:t>authToken,System.currentTimeMillis() + JwtUtils.EXPIRATION);</w:t>
       </w:r>
     </w:p>
     <w:p>
@@ -33743,7 +32489,7 @@
                     </pic:cNvPicPr>
                   </pic:nvPicPr>
                   <pic:blipFill>
-                    <a:blip r:embed="rId57"/>
+                    <a:blip r:embed="rId48"/>
                     <a:stretch>
                       <a:fillRect/>
                     </a:stretch>
@@ -33823,15 +32569,7 @@
         <w:jc w:val="both"/>
       </w:pPr>
       <w:r>
-        <w:t>click(</w:t>
-      </w:r>
-      <w:proofErr w:type="spellStart"/>
-      <w:r>
-        <w:t>val</w:t>
-      </w:r>
-      <w:proofErr w:type="spellEnd"/>
-      <w:r>
-        <w:t>) {</w:t>
+        <w:t>click(val) {</w:t>
       </w:r>
     </w:p>
     <w:p>
@@ -33839,21 +32577,8 @@
         <w:ind w:firstLineChars="300" w:firstLine="720"/>
         <w:jc w:val="both"/>
       </w:pPr>
-      <w:proofErr w:type="spellStart"/>
-      <w:r>
-        <w:t>getNoticeApi</w:t>
-      </w:r>
-      <w:proofErr w:type="spellEnd"/>
-      <w:r>
-        <w:t>({</w:t>
-      </w:r>
-      <w:proofErr w:type="spellStart"/>
-      <w:r>
-        <w:t>noticeType:val</w:t>
-      </w:r>
-      <w:proofErr w:type="spellEnd"/>
-      <w:r>
-        <w:t xml:space="preserve"> +1}).then(res =&gt; {</w:t>
+      <w:r>
+        <w:t>getNoticeApi({noticeType:val +1}).then(res =&gt; {</w:t>
       </w:r>
     </w:p>
     <w:p>
@@ -33861,19 +32586,9 @@
         <w:ind w:firstLineChars="400" w:firstLine="960"/>
         <w:jc w:val="both"/>
       </w:pPr>
-      <w:proofErr w:type="spellStart"/>
-      <w:r>
-        <w:t>this.notice</w:t>
-      </w:r>
-      <w:proofErr w:type="spellEnd"/>
-      <w:r>
-        <w:t xml:space="preserve"> = </w:t>
-      </w:r>
-      <w:proofErr w:type="spellStart"/>
-      <w:r>
-        <w:t>res.rows</w:t>
-      </w:r>
-      <w:proofErr w:type="spellEnd"/>
+      <w:r>
+        <w:t>this.notice = res.rows</w:t>
+      </w:r>
     </w:p>
     <w:p>
       <w:pPr>
@@ -33922,11 +32637,9 @@
       <w:r>
         <w:t>个人中心的可以查看到当前账户的数据信息，页面的实现在上部分展示当前登录用户的数据信息，在下部分展示渲染信息，实现方式在</w:t>
       </w:r>
-      <w:proofErr w:type="spellStart"/>
       <w:r>
         <w:t>onLoad</w:t>
       </w:r>
-      <w:proofErr w:type="spellEnd"/>
       <w:r>
         <w:t>中获取当前用户的数据信息，然后使用</w:t>
       </w:r>
@@ -34044,7 +32757,7 @@
                     </pic:cNvPicPr>
                   </pic:nvPicPr>
                   <pic:blipFill>
-                    <a:blip r:embed="rId58"/>
+                    <a:blip r:embed="rId49"/>
                     <a:stretch>
                       <a:fillRect/>
                     </a:stretch>
@@ -34139,7 +32852,7 @@
                     </pic:cNvPicPr>
                   </pic:nvPicPr>
                   <pic:blipFill>
-                    <a:blip r:embed="rId59"/>
+                    <a:blip r:embed="rId50"/>
                     <a:stretch>
                       <a:fillRect/>
                     </a:stretch>
@@ -34240,7 +32953,7 @@
                     </pic:cNvPicPr>
                   </pic:nvPicPr>
                   <pic:blipFill>
-                    <a:blip r:embed="rId60"/>
+                    <a:blip r:embed="rId51"/>
                     <a:stretch>
                       <a:fillRect/>
                     </a:stretch>
@@ -34329,7 +33042,7 @@
           <w:rFonts w:ascii="Times New Roman" w:hAnsi="Times New Roman"/>
         </w:rPr>
         <w:sectPr>
-          <w:footerReference w:type="default" r:id="rId61"/>
+          <w:footerReference w:type="default" r:id="rId52"/>
           <w:pgSz w:w="11906" w:h="16838"/>
           <w:pgMar w:top="1701" w:right="1418" w:bottom="1417" w:left="1418" w:header="850" w:footer="850" w:gutter="0"/>
           <w:pgNumType w:start="1"/>
@@ -34988,7 +33701,7 @@
                     </pic:cNvPicPr>
                   </pic:nvPicPr>
                   <pic:blipFill>
-                    <a:blip r:embed="rId62"/>
+                    <a:blip r:embed="rId53"/>
                     <a:stretch>
                       <a:fillRect/>
                     </a:stretch>
@@ -35055,11 +33768,9 @@
       <w:r>
         <w:t>）配置服务端运行的端口，以及服务端运行的其他相关配置如数据库连接与</w:t>
       </w:r>
-      <w:proofErr w:type="spellStart"/>
       <w:r>
         <w:t>redis</w:t>
       </w:r>
-      <w:proofErr w:type="spellEnd"/>
       <w:r>
         <w:t>连接，点击</w:t>
       </w:r>
@@ -35104,7 +33815,7 @@
                     </pic:cNvPicPr>
                   </pic:nvPicPr>
                   <pic:blipFill>
-                    <a:blip r:embed="rId63"/>
+                    <a:blip r:embed="rId54"/>
                     <a:stretch>
                       <a:fillRect/>
                     </a:stretch>
@@ -36348,7 +35059,6 @@
                 <w:szCs w:val="21"/>
                 <w:lang w:val="zh-TW"/>
               </w:rPr>
-              <w:lastRenderedPageBreak/>
               <w:t>TC04</w:t>
             </w:r>
           </w:p>
@@ -44317,11 +43027,9 @@
       <w:r>
         <w:t>进行灵活的路由管理，以及</w:t>
       </w:r>
-      <w:proofErr w:type="spellStart"/>
       <w:r>
         <w:t>Vuex</w:t>
       </w:r>
-      <w:proofErr w:type="spellEnd"/>
       <w:r>
         <w:t>管理全局状态，实现页面的高效渲染和流畅交互，为用户带来了良好的操作体验。此外，</w:t>
       </w:r>
@@ -44591,11 +43299,9 @@
       <w:r>
         <w:t>基于</w:t>
       </w:r>
-      <w:proofErr w:type="spellStart"/>
       <w:r>
         <w:t>SpringCloud</w:t>
       </w:r>
-      <w:proofErr w:type="spellEnd"/>
       <w:r>
         <w:t>微服务的高校学生信息管理系统的设计</w:t>
       </w:r>
@@ -44729,15 +43435,7 @@
         <w:ind w:left="480" w:hanging="480"/>
       </w:pPr>
       <w:r>
-        <w:t xml:space="preserve"> Rao W. Design and implementation of college students’ physical education teaching information management system by data mining technology[J]. </w:t>
-      </w:r>
-      <w:proofErr w:type="spellStart"/>
-      <w:r>
-        <w:t>Heliyon</w:t>
-      </w:r>
-      <w:proofErr w:type="spellEnd"/>
-      <w:r>
-        <w:t>, 2024, 10(16): 01-03.</w:t>
+        <w:t xml:space="preserve"> Rao W. Design and implementation of college students’ physical education teaching information management system by data mining technology[J]. Heliyon, 2024, 10(16): 01-03.</w:t>
       </w:r>
     </w:p>
     <w:p>
@@ -45641,13 +44339,7 @@
       <w:rPr>
         <w:rFonts w:hint="eastAsia"/>
       </w:rPr>
-      <w:t>吉首大学张家界学院本科毕业论文（</w:t>
-    </w:r>
-    <w:r>
-      <w:rPr>
-        <w:rFonts w:hint="eastAsia"/>
-      </w:rPr>
-      <w:t>设计）</w:t>
+      <w:t>吉首大学张家界学院本科毕业论文（设计）</w:t>
     </w:r>
   </w:p>
 </w:hdr>
